--- a/document_templates/Договор на СМР_шаблон.docx
+++ b/document_templates/Договор на СМР_шаблон.docx
@@ -59,55 +59,13 @@
           <w:lang w:val="en-US"/>
         </w:rPr>
         <w:t xml:space="preserve">. {{CONTRACT_CITY}} </w:t>
-      </w:r>
-      <w:r>
-        <w:rPr>
-          <w:rFonts w:ascii="Times New Roman" w:eastAsia="Times New Roman" w:hAnsi="Times New Roman"/>
-          <w:lang w:val="en-US"/>
-        </w:rPr>
         <w:tab/>
-      </w:r>
-      <w:r>
-        <w:rPr>
-          <w:rFonts w:ascii="Times New Roman" w:eastAsia="Times New Roman" w:hAnsi="Times New Roman"/>
-          <w:lang w:val="en-US"/>
-        </w:rPr>
         <w:tab/>
-      </w:r>
-      <w:r>
-        <w:rPr>
-          <w:rFonts w:ascii="Times New Roman" w:eastAsia="Times New Roman" w:hAnsi="Times New Roman"/>
-          <w:lang w:val="en-US"/>
-        </w:rPr>
         <w:tab/>
-      </w:r>
-      <w:r>
-        <w:rPr>
-          <w:rFonts w:ascii="Times New Roman" w:eastAsia="Times New Roman" w:hAnsi="Times New Roman"/>
-          <w:lang w:val="en-US"/>
-        </w:rPr>
         <w:tab/>
-      </w:r>
-      <w:r>
-        <w:rPr>
-          <w:rFonts w:ascii="Times New Roman" w:eastAsia="Times New Roman" w:hAnsi="Times New Roman"/>
-          <w:lang w:val="en-US"/>
-        </w:rPr>
         <w:tab/>
-      </w:r>
-      <w:r>
-        <w:rPr>
-          <w:rFonts w:ascii="Times New Roman" w:eastAsia="Times New Roman" w:hAnsi="Times New Roman"/>
-          <w:lang w:val="en-US"/>
-        </w:rPr>
         <w:tab/>
         <w:t xml:space="preserve">       </w:t>
-      </w:r>
-      <w:r>
-        <w:rPr>
-          <w:rFonts w:ascii="Times New Roman" w:eastAsia="Times New Roman" w:hAnsi="Times New Roman"/>
-          <w:lang w:val="en-US"/>
-        </w:rPr>
         <w:tab/>
         <w:t xml:space="preserve">                         «{{CONTRACT_DAY}}» {{CONTRACT_MONTH}} {{CONTRACT_YEAR}} </w:t>
       </w:r>
@@ -248,7 +206,7 @@
           <w:szCs w:val="24"/>
           <w:lang w:val="en-US"/>
         </w:rPr>
-        <w:t xml:space="preserve"> {{CUSTOMER_SIGNER_POSITION}} {{CUSTOMER_SIGNER_NAME}}, </w:t>
+        <w:t xml:space="preserve"> {{CUSTOMER_SIGNER_POSITION_GENITIVE}} {{CUSTOMER_SIGNER_NAME_GENITIVE}}, </w:t>
       </w:r>
       <w:r>
         <w:rPr>
@@ -469,7 +427,7 @@
           <w:szCs w:val="24"/>
           <w:lang w:val="en-US"/>
         </w:rPr>
-        <w:t xml:space="preserve"> {{CONTRACTOR_SIGNER_POSITION}} {{CONTRACTOR_SIGNER_NAME}}, </w:t>
+        <w:t xml:space="preserve"> {{CONTRACTOR_SIGNER_POSITION_GENITIVE}} {{CONTRACTOR_SIGNER_NAME_GENITIVE}}, </w:t>
       </w:r>
       <w:r>
         <w:rPr>
@@ -3548,20 +3506,8 @@
                 <w:sz w:val="18"/>
               </w:rPr>
               <w:t>ЗАКАЗЧИК:</w:t>
-            </w:r>
-            <w:r>
-              <w:rPr>
-                <w:rFonts w:ascii="Times New Roman" w:eastAsia="Times New Roman" w:hAnsi="Times New Roman"/>
-                <w:sz w:val="18"/>
-              </w:rPr>
               <w:br/>
               <w:t>{{CUSTOMER_NAME}}</w:t>
-            </w:r>
-            <w:r>
-              <w:rPr>
-                <w:rFonts w:ascii="Times New Roman" w:eastAsia="Times New Roman" w:hAnsi="Times New Roman"/>
-                <w:sz w:val="18"/>
-              </w:rPr>
               <w:br/>
               <w:t>Юридический адрес: {{CUSTOMER_LEGAL_ADDRESS}} ИНН: {{CUSTOMER_TAX_ID}} / КПП: {{CUSTOMER_KPP}} ОГРН: {{CUSTOMER_OGRN}} Банк: {{CUSTOMER_BANK}} БИК: {{CUSTOMER_BIK}} Р/с: {{CUSTOMER_ACCOUNT}} К/с: {{CUSTOMER_CORR_ACCOUNT}} ОКПО: {{CUSTOMER_OKPO}}</w:t>
             </w:r>
@@ -3579,20 +3525,8 @@
                 <w:sz w:val="18"/>
               </w:rPr>
               <w:t>ПОДРЯДЧИК:</w:t>
-            </w:r>
-            <w:r>
-              <w:rPr>
-                <w:rFonts w:ascii="Times New Roman" w:eastAsia="Times New Roman" w:hAnsi="Times New Roman"/>
-                <w:sz w:val="18"/>
-              </w:rPr>
               <w:br/>
               <w:t>{{CONTRACTOR_NAME}}</w:t>
-            </w:r>
-            <w:r>
-              <w:rPr>
-                <w:rFonts w:ascii="Times New Roman" w:eastAsia="Times New Roman" w:hAnsi="Times New Roman"/>
-                <w:sz w:val="18"/>
-              </w:rPr>
               <w:br/>
               <w:t>Юридический адрес: {{CONTRACTOR_ADDRESS}} ИНН: {{CONTRACTOR_TAX_ID}} / КПП: {{CONTRACTOR_KPP}} ОГРН: {{CONTRACTOR_OGRN}} Банк: {{CONTRACTOR_BANK}} БИК: {{CONTRACTOR_BIK}} Р/с: {{CONTRACTOR_ACCOUNT}} К/с: {{CONTRACTOR_CORR_ACCOUNT}} ОКПО: {{CONTRACTOR_OKPO}}</w:t>
             </w:r>
@@ -3726,16 +3660,7 @@
                 <w:szCs w:val="18"/>
                 <w:lang w:val="en-US"/>
               </w:rPr>
-              <w:t>__________________</w:t>
-            </w:r>
-            <w:r>
-              <w:rPr>
-                <w:rFonts w:ascii="Times New Roman" w:eastAsia="Times New Roman" w:hAnsi="Times New Roman"/>
-                <w:sz w:val="18"/>
-                <w:szCs w:val="18"/>
-                <w:lang w:val="en-US"/>
-              </w:rPr>
-              <w:t>/{{CUSTOMER_SIGNER_NAME_SHORT}}</w:t>
+              <w:t>__________________/{{CUSTOMER_SIGNER_NAME_SHORT}}</w:t>
             </w:r>
           </w:p>
           <w:p>
@@ -5426,15 +5351,7 @@
           <w:sz w:val="24"/>
           <w:szCs w:val="24"/>
         </w:rPr>
-        <w:t>/</w:t>
-      </w:r>
-      <w:r>
-        <w:rPr>
-          <w:rFonts w:ascii="Times New Roman" w:eastAsia="Times New Roman" w:hAnsi="Times New Roman"/>
-          <w:sz w:val="24"/>
-          <w:szCs w:val="24"/>
-        </w:rPr>
-        <w:t>ремо</w:t>
+        <w:t>/ремо</w:t>
       </w:r>
       <w:r>
         <w:rPr>
@@ -9130,15 +9047,6 @@
           <w:szCs w:val="24"/>
         </w:rPr>
         <w:t xml:space="preserve"> до дня подписания акта о приёмке выполненных работ (унифицированная форма КС-2) за пределы фронта работ, принадлежащие Подрядчику </w:t>
-      </w:r>
-      <w:r>
-        <w:rPr>
-          <w:rFonts w:ascii="Times New Roman" w:eastAsia="Calibri" w:hAnsi="Times New Roman"/>
-          <w:i/>
-          <w:color w:val="000000"/>
-          <w:sz w:val="24"/>
-          <w:szCs w:val="24"/>
-        </w:rPr>
         <w:lastRenderedPageBreak/>
         <w:t>строительные машины, оборудование, инвентарь, инструменты, строительные материалы и строительный мусор, если его погрузка и вывоз указаны в техническом задании.</w:t>
       </w:r>
@@ -9328,25 +9236,7 @@
           <w:sz w:val="24"/>
           <w:szCs w:val="24"/>
         </w:rPr>
-        <w:t xml:space="preserve">                                              РАЗДЕЛ 1</w:t>
-      </w:r>
-      <w:r>
-        <w:rPr>
-          <w:rFonts w:ascii="Times New Roman" w:eastAsia="Calibri" w:hAnsi="Times New Roman"/>
-          <w:color w:val="000000"/>
-          <w:sz w:val="24"/>
-          <w:szCs w:val="24"/>
-        </w:rPr>
-        <w:t>5</w:t>
-      </w:r>
-      <w:r>
-        <w:rPr>
-          <w:rFonts w:ascii="Times New Roman" w:eastAsia="Calibri" w:hAnsi="Times New Roman"/>
-          <w:color w:val="000000"/>
-          <w:sz w:val="24"/>
-          <w:szCs w:val="24"/>
-        </w:rPr>
-        <w:t>. ПЕРЕЧЕНЬ ПРИЛОЖЕНИЙ</w:t>
+        <w:t xml:space="preserve">                                              РАЗДЕЛ 15. ПЕРЕЧЕНЬ ПРИЛОЖЕНИЙ</w:t>
       </w:r>
     </w:p>
     <w:p>

--- a/document_templates/Договор на СМР_шаблон.docx
+++ b/document_templates/Договор на СМР_шаблон.docx
@@ -59,13 +59,55 @@
           <w:lang w:val="en-US"/>
         </w:rPr>
         <w:t xml:space="preserve">. {{CONTRACT_CITY}} </w:t>
+      </w:r>
+      <w:r>
+        <w:rPr>
+          <w:rFonts w:ascii="Times New Roman" w:eastAsia="Times New Roman" w:hAnsi="Times New Roman"/>
+          <w:lang w:val="en-US"/>
+        </w:rPr>
         <w:tab/>
+      </w:r>
+      <w:r>
+        <w:rPr>
+          <w:rFonts w:ascii="Times New Roman" w:eastAsia="Times New Roman" w:hAnsi="Times New Roman"/>
+          <w:lang w:val="en-US"/>
+        </w:rPr>
         <w:tab/>
+      </w:r>
+      <w:r>
+        <w:rPr>
+          <w:rFonts w:ascii="Times New Roman" w:eastAsia="Times New Roman" w:hAnsi="Times New Roman"/>
+          <w:lang w:val="en-US"/>
+        </w:rPr>
         <w:tab/>
+      </w:r>
+      <w:r>
+        <w:rPr>
+          <w:rFonts w:ascii="Times New Roman" w:eastAsia="Times New Roman" w:hAnsi="Times New Roman"/>
+          <w:lang w:val="en-US"/>
+        </w:rPr>
         <w:tab/>
+      </w:r>
+      <w:r>
+        <w:rPr>
+          <w:rFonts w:ascii="Times New Roman" w:eastAsia="Times New Roman" w:hAnsi="Times New Roman"/>
+          <w:lang w:val="en-US"/>
+        </w:rPr>
         <w:tab/>
+      </w:r>
+      <w:r>
+        <w:rPr>
+          <w:rFonts w:ascii="Times New Roman" w:eastAsia="Times New Roman" w:hAnsi="Times New Roman"/>
+          <w:lang w:val="en-US"/>
+        </w:rPr>
         <w:tab/>
         <w:t xml:space="preserve">       </w:t>
+      </w:r>
+      <w:r>
+        <w:rPr>
+          <w:rFonts w:ascii="Times New Roman" w:eastAsia="Times New Roman" w:hAnsi="Times New Roman"/>
+          <w:lang w:val="en-US"/>
+        </w:rPr>
         <w:tab/>
         <w:t xml:space="preserve">                         «{{CONTRACT_DAY}}» {{CONTRACT_MONTH}} {{CONTRACT_YEAR}} </w:t>
       </w:r>
@@ -961,31 +1003,6 @@
           <w:szCs w:val="24"/>
         </w:rPr>
         <w:t xml:space="preserve">- справку о стоимости выполненных работ и затрат (унифицированная форма № КС-3); </w:t>
-      </w:r>
-    </w:p>
-    <w:p>
-      <w:pPr>
-        <w:tabs>
-          <w:tab w:val="left" w:pos="851"/>
-        </w:tabs>
-        <w:spacing w:after="0" w:line="240" w:lineRule="auto"/>
-        <w:ind w:firstLine="426"/>
-        <w:jc w:val="both"/>
-        <w:rPr>
-          <w:rFonts w:ascii="Times New Roman" w:eastAsia="Calibri" w:hAnsi="Times New Roman"/>
-          <w:color w:val="000000"/>
-          <w:sz w:val="24"/>
-          <w:szCs w:val="24"/>
-        </w:rPr>
-      </w:pPr>
-      <w:r>
-        <w:rPr>
-          <w:rFonts w:ascii="Times New Roman" w:eastAsia="Calibri" w:hAnsi="Times New Roman"/>
-          <w:color w:val="000000"/>
-          <w:sz w:val="24"/>
-          <w:szCs w:val="24"/>
-        </w:rPr>
-        <w:t xml:space="preserve">- технический акт о выполнении работ (Приложение № 3), </w:t>
       </w:r>
     </w:p>
     <w:p>
@@ -3239,7 +3256,27 @@
           <w:szCs w:val="24"/>
           <w:lang w:eastAsia="ru-RU"/>
         </w:rPr>
-        <w:t>14.1. Любое уведомление по данному договору направленное в виде факсимильного сообщения, письма по электронной почте имеет юридическую силу, при условии последующего предоставления оригинала документа.</w:t>
+        <w:t xml:space="preserve">14.1. Любое уведомление </w:t>
+      </w:r>
+      <w:r>
+        <w:rPr>
+          <w:rFonts w:ascii="Times New Roman" w:eastAsia="Calibri" w:hAnsi="Times New Roman"/>
+          <w:color w:val="000000"/>
+          <w:sz w:val="24"/>
+          <w:szCs w:val="24"/>
+          <w:lang w:eastAsia="ru-RU"/>
+        </w:rPr>
+        <w:t>по данному договору,</w:t>
+      </w:r>
+      <w:r>
+        <w:rPr>
+          <w:rFonts w:ascii="Times New Roman" w:eastAsia="Calibri" w:hAnsi="Times New Roman"/>
+          <w:color w:val="000000"/>
+          <w:sz w:val="24"/>
+          <w:szCs w:val="24"/>
+          <w:lang w:eastAsia="ru-RU"/>
+        </w:rPr>
+        <w:t xml:space="preserve"> направленное в виде факсимильного сообщения, письма по электронной почте имеет юридическую силу, при условии последующего предоставления оригинала документа.</w:t>
       </w:r>
     </w:p>
     <w:p>
@@ -3506,8 +3543,20 @@
                 <w:sz w:val="18"/>
               </w:rPr>
               <w:t>ЗАКАЗЧИК:</w:t>
+            </w:r>
+            <w:r>
+              <w:rPr>
+                <w:rFonts w:ascii="Times New Roman" w:eastAsia="Times New Roman" w:hAnsi="Times New Roman"/>
+                <w:sz w:val="18"/>
+              </w:rPr>
               <w:br/>
               <w:t>{{CUSTOMER_NAME}}</w:t>
+            </w:r>
+            <w:r>
+              <w:rPr>
+                <w:rFonts w:ascii="Times New Roman" w:eastAsia="Times New Roman" w:hAnsi="Times New Roman"/>
+                <w:sz w:val="18"/>
+              </w:rPr>
               <w:br/>
               <w:t>Юридический адрес: {{CUSTOMER_LEGAL_ADDRESS}} ИНН: {{CUSTOMER_TAX_ID}} / КПП: {{CUSTOMER_KPP}} ОГРН: {{CUSTOMER_OGRN}} Банк: {{CUSTOMER_BANK}} БИК: {{CUSTOMER_BIK}} Р/с: {{CUSTOMER_ACCOUNT}} К/с: {{CUSTOMER_CORR_ACCOUNT}} ОКПО: {{CUSTOMER_OKPO}}</w:t>
             </w:r>
@@ -3525,8 +3574,20 @@
                 <w:sz w:val="18"/>
               </w:rPr>
               <w:t>ПОДРЯДЧИК:</w:t>
+            </w:r>
+            <w:r>
+              <w:rPr>
+                <w:rFonts w:ascii="Times New Roman" w:eastAsia="Times New Roman" w:hAnsi="Times New Roman"/>
+                <w:sz w:val="18"/>
+              </w:rPr>
               <w:br/>
               <w:t>{{CONTRACTOR_NAME}}</w:t>
+            </w:r>
+            <w:r>
+              <w:rPr>
+                <w:rFonts w:ascii="Times New Roman" w:eastAsia="Times New Roman" w:hAnsi="Times New Roman"/>
+                <w:sz w:val="18"/>
+              </w:rPr>
               <w:br/>
               <w:t>Юридический адрес: {{CONTRACTOR_ADDRESS}} ИНН: {{CONTRACTOR_TAX_ID}} / КПП: {{CONTRACTOR_KPP}} ОГРН: {{CONTRACTOR_OGRN}} Банк: {{CONTRACTOR_BANK}} БИК: {{CONTRACTOR_BIK}} Р/с: {{CONTRACTOR_ACCOUNT}} К/с: {{CONTRACTOR_CORR_ACCOUNT}} ОКПО: {{CONTRACTOR_OKPO}}</w:t>
             </w:r>
@@ -4250,6 +4311,17 @@
     </w:p>
     <w:p>
       <w:pPr>
+        <w:spacing w:after="0" w:line="240" w:lineRule="auto"/>
+        <w:rPr>
+          <w:rFonts w:ascii="Times New Roman" w:eastAsia="Calibri" w:hAnsi="Times New Roman"/>
+          <w:sz w:val="20"/>
+          <w:szCs w:val="20"/>
+          <w:lang w:val="en-US" w:eastAsia="ru-RU"/>
+        </w:rPr>
+      </w:pPr>
+    </w:p>
+    <w:p>
+      <w:pPr>
         <w:spacing w:before="100" w:beforeAutospacing="1" w:after="100" w:afterAutospacing="1" w:line="0" w:lineRule="atLeast"/>
         <w:contextualSpacing/>
         <w:jc w:val="right"/>
@@ -4265,6 +4337,7 @@
         <w:rPr>
           <w:rFonts w:ascii="Times New Roman" w:eastAsia="Times New Roman" w:hAnsi="Times New Roman"/>
         </w:rPr>
+        <w:lastRenderedPageBreak/>
         <w:t>Приложение</w:t>
       </w:r>
       <w:r>
@@ -4381,6 +4454,8 @@
         <w:rPr>
           <w:rFonts w:ascii="Times New Roman" w:eastAsia="Times New Roman" w:hAnsi="Times New Roman"/>
           <w:i/>
+          <w:sz w:val="24"/>
+          <w:szCs w:val="24"/>
           <w:u w:val="single"/>
         </w:rPr>
       </w:pPr>
@@ -4390,6 +4465,8 @@
           <w:b/>
           <w:bCs/>
           <w:spacing w:val="-3"/>
+          <w:sz w:val="24"/>
+          <w:szCs w:val="24"/>
         </w:rPr>
         <w:t xml:space="preserve">По </w:t>
       </w:r>
@@ -4398,6 +4475,8 @@
           <w:rFonts w:ascii="Times New Roman" w:eastAsia="Times New Roman" w:hAnsi="Times New Roman"/>
           <w:b/>
           <w:bCs/>
+          <w:sz w:val="24"/>
+          <w:szCs w:val="24"/>
         </w:rPr>
         <w:t>об</w:t>
       </w:r>
@@ -4407,6 +4486,8 @@
           <w:b/>
           <w:bCs/>
           <w:spacing w:val="1"/>
+          <w:sz w:val="24"/>
+          <w:szCs w:val="24"/>
         </w:rPr>
         <w:t>ъ</w:t>
       </w:r>
@@ -4415,6 +4496,8 @@
           <w:rFonts w:ascii="Times New Roman" w:eastAsia="Times New Roman" w:hAnsi="Times New Roman"/>
           <w:b/>
           <w:bCs/>
+          <w:sz w:val="24"/>
+          <w:szCs w:val="24"/>
         </w:rPr>
         <w:t>е</w:t>
       </w:r>
@@ -4424,6 +4507,8 @@
           <w:b/>
           <w:bCs/>
           <w:spacing w:val="1"/>
+          <w:sz w:val="24"/>
+          <w:szCs w:val="24"/>
         </w:rPr>
         <w:t>к</w:t>
       </w:r>
@@ -4433,6 +4518,8 @@
           <w:b/>
           <w:bCs/>
           <w:spacing w:val="4"/>
+          <w:sz w:val="24"/>
+          <w:szCs w:val="24"/>
         </w:rPr>
         <w:t>т</w:t>
       </w:r>
@@ -4441,6 +4528,8 @@
           <w:rFonts w:ascii="Times New Roman" w:eastAsia="Times New Roman" w:hAnsi="Times New Roman"/>
           <w:b/>
           <w:bCs/>
+          <w:sz w:val="24"/>
+          <w:szCs w:val="24"/>
         </w:rPr>
         <w:t>у</w:t>
       </w:r>
@@ -4471,6 +4560,8 @@
         <w:rPr>
           <w:rFonts w:ascii="Times New Roman" w:eastAsia="Times New Roman" w:hAnsi="Times New Roman"/>
           <w:i/>
+          <w:sz w:val="24"/>
+          <w:szCs w:val="24"/>
           <w:u w:val="single"/>
         </w:rPr>
       </w:pPr>
@@ -4479,6 +4570,8 @@
           <w:rFonts w:ascii="Times New Roman" w:eastAsia="Times New Roman" w:hAnsi="Times New Roman"/>
           <w:b/>
           <w:bCs/>
+          <w:sz w:val="24"/>
+          <w:szCs w:val="24"/>
         </w:rPr>
         <w:t>Предм</w:t>
       </w:r>
@@ -4488,6 +4581,8 @@
           <w:b/>
           <w:bCs/>
           <w:spacing w:val="2"/>
+          <w:sz w:val="24"/>
+          <w:szCs w:val="24"/>
         </w:rPr>
         <w:t>е</w:t>
       </w:r>
@@ -4496,6 +4591,8 @@
           <w:rFonts w:ascii="Times New Roman" w:eastAsia="Times New Roman" w:hAnsi="Times New Roman"/>
           <w:b/>
           <w:bCs/>
+          <w:sz w:val="24"/>
+          <w:szCs w:val="24"/>
         </w:rPr>
         <w:t xml:space="preserve">т </w:t>
       </w:r>
@@ -4505,6 +4602,8 @@
           <w:b/>
           <w:bCs/>
           <w:spacing w:val="1"/>
+          <w:sz w:val="24"/>
+          <w:szCs w:val="24"/>
         </w:rPr>
         <w:t>з</w:t>
       </w:r>
@@ -4513,6 +4612,8 @@
           <w:rFonts w:ascii="Times New Roman" w:eastAsia="Times New Roman" w:hAnsi="Times New Roman"/>
           <w:b/>
           <w:bCs/>
+          <w:sz w:val="24"/>
+          <w:szCs w:val="24"/>
         </w:rPr>
         <w:t>а</w:t>
       </w:r>
@@ -4522,6 +4623,8 @@
           <w:b/>
           <w:bCs/>
           <w:spacing w:val="3"/>
+          <w:sz w:val="24"/>
+          <w:szCs w:val="24"/>
         </w:rPr>
         <w:t>к</w:t>
       </w:r>
@@ -4531,6 +4634,8 @@
           <w:b/>
           <w:bCs/>
           <w:spacing w:val="-5"/>
+          <w:sz w:val="24"/>
+          <w:szCs w:val="24"/>
         </w:rPr>
         <w:t>у</w:t>
       </w:r>
@@ -4540,6 +4645,8 @@
           <w:b/>
           <w:bCs/>
           <w:spacing w:val="3"/>
+          <w:sz w:val="24"/>
+          <w:szCs w:val="24"/>
         </w:rPr>
         <w:t>п</w:t>
       </w:r>
@@ -4549,6 +4656,8 @@
           <w:b/>
           <w:bCs/>
           <w:spacing w:val="-1"/>
+          <w:sz w:val="24"/>
+          <w:szCs w:val="24"/>
         </w:rPr>
         <w:t>ки</w:t>
       </w:r>
@@ -4565,6 +4674,8 @@
         <w:rPr>
           <w:rFonts w:ascii="Times New Roman" w:eastAsia="Times New Roman" w:hAnsi="Times New Roman"/>
           <w:i/>
+          <w:sz w:val="24"/>
+          <w:szCs w:val="24"/>
           <w:u w:val="single"/>
           <w:lang w:eastAsia="ru-RU"/>
         </w:rPr>
@@ -4574,6 +4685,8 @@
         <w:rPr>
           <w:rFonts w:ascii="Times New Roman" w:eastAsia="Times New Roman" w:hAnsi="Times New Roman"/>
           <w:i/>
+          <w:sz w:val="24"/>
+          <w:szCs w:val="24"/>
           <w:u w:val="single"/>
         </w:rPr>
         <w:t>{{OBJECT_NAME}}</w:t>
@@ -7448,6 +7561,7 @@
           <w:sz w:val="24"/>
           <w:szCs w:val="24"/>
         </w:rPr>
+        <w:lastRenderedPageBreak/>
         <w:t>РАЗДЕЛ 4. ПЕРЕЧЕНЬ ПРОЕКТНОЙ И РАБОЧЕЙ ДОКУМЕНТАЦИИ</w:t>
       </w:r>
     </w:p>
@@ -7499,9 +7613,21 @@
                 <w:sz w:val="24"/>
                 <w:szCs w:val="24"/>
               </w:rPr>
-              <w:lastRenderedPageBreak/>
               <w:t xml:space="preserve">  </w:t>
             </w:r>
+          </w:p>
+          <w:p>
+            <w:pPr>
+              <w:spacing w:after="0" w:line="200" w:lineRule="exact"/>
+              <w:jc w:val="both"/>
+              <w:rPr>
+                <w:rFonts w:ascii="Times New Roman" w:eastAsia="Times New Roman" w:hAnsi="Times New Roman"/>
+                <w:i/>
+                <w:iCs/>
+                <w:sz w:val="24"/>
+                <w:szCs w:val="24"/>
+              </w:rPr>
+            </w:pPr>
             <w:r>
               <w:rPr>
                 <w:rFonts w:ascii="Times New Roman" w:eastAsia="Times New Roman" w:hAnsi="Times New Roman"/>
@@ -7545,19 +7671,6 @@
               <w:t>.</w:t>
             </w:r>
           </w:p>
-          <w:p>
-            <w:pPr>
-              <w:spacing w:after="0" w:line="200" w:lineRule="exact"/>
-              <w:jc w:val="both"/>
-              <w:rPr>
-                <w:rFonts w:ascii="Times New Roman" w:eastAsia="Times New Roman" w:hAnsi="Times New Roman"/>
-                <w:i/>
-                <w:iCs/>
-                <w:sz w:val="16"/>
-                <w:szCs w:val="16"/>
-              </w:rPr>
-            </w:pPr>
-          </w:p>
         </w:tc>
       </w:tr>
     </w:tbl>
@@ -7590,6 +7703,25 @@
           <w:szCs w:val="24"/>
         </w:rPr>
         <w:t>РАЗДЕЛ 5. МЕСТО ВЫПОЛНЯЕМЫХ РАБОТ</w:t>
+      </w:r>
+    </w:p>
+    <w:p>
+      <w:pPr>
+        <w:spacing w:after="0" w:line="240" w:lineRule="auto"/>
+        <w:jc w:val="both"/>
+        <w:rPr>
+          <w:rFonts w:ascii="Times New Roman" w:eastAsia="Times New Roman" w:hAnsi="Times New Roman"/>
+          <w:sz w:val="24"/>
+          <w:szCs w:val="24"/>
+          <w:lang w:val="en-US"/>
+        </w:rPr>
+      </w:pPr>
+      <w:r>
+        <w:rPr>
+          <w:rFonts w:ascii="Times New Roman" w:eastAsia="Times New Roman" w:hAnsi="Times New Roman"/>
+          <w:lang w:val="en-US"/>
+        </w:rPr>
+        <w:t>{{OBJECT ADDRESS}}</w:t>
       </w:r>
     </w:p>
     <w:p>
@@ -8359,7 +8491,6 @@
                 <w:szCs w:val="24"/>
                 <w:lang w:eastAsia="zh-CN"/>
               </w:rPr>
-              <w:lastRenderedPageBreak/>
               <w:t xml:space="preserve">Гарантийные сроки на качество выполненных работ и материалов начинаются от даты подписания </w:t>
             </w:r>
             <w:r>
@@ -8493,7 +8624,6 @@
           <w:sz w:val="24"/>
           <w:szCs w:val="24"/>
         </w:rPr>
-        <w:lastRenderedPageBreak/>
         <w:t>РАЗДЕЛ 11. ТРЕБОВАНИЯ К БЕЗОПАСНОСТИ ВЫПОЛНЯЕМЫХ РАБОТ</w:t>
       </w:r>
     </w:p>
@@ -9017,6 +9147,7 @@
           <w:sz w:val="24"/>
           <w:szCs w:val="24"/>
         </w:rPr>
+        <w:lastRenderedPageBreak/>
         <w:t xml:space="preserve">        Подрядчик обязан в</w:t>
       </w:r>
       <w:r>
@@ -9046,9 +9177,7 @@
           <w:sz w:val="24"/>
           <w:szCs w:val="24"/>
         </w:rPr>
-        <w:t xml:space="preserve"> до дня подписания акта о приёмке выполненных работ (унифицированная форма КС-2) за пределы фронта работ, принадлежащие Подрядчику </w:t>
-        <w:lastRenderedPageBreak/>
-        <w:t>строительные машины, оборудование, инвентарь, инструменты, строительные материалы и строительный мусор, если его погрузка и вывоз указаны в техническом задании.</w:t>
+        <w:t xml:space="preserve"> до дня подписания акта о приёмке выполненных работ (унифицированная форма КС-2) за пределы фронта работ, принадлежащие Подрядчику строительные машины, оборудование, инвентарь, инструменты, строительные материалы и строительный мусор, если его погрузка и вывоз указаны в техническом задании.</w:t>
       </w:r>
     </w:p>
     <w:p>

--- a/document_templates/Договор на СМР_шаблон.docx
+++ b/document_templates/Договор на СМР_шаблон.docx
@@ -7721,7 +7721,35 @@
           <w:rFonts w:ascii="Times New Roman" w:eastAsia="Times New Roman" w:hAnsi="Times New Roman"/>
           <w:lang w:val="en-US"/>
         </w:rPr>
-        <w:t>{{OBJECT ADDRESS}}</w:t>
+        <w:t>{{</w:t>
+      </w:r>
+      <w:r>
+        <w:rPr>
+          <w:rFonts w:ascii="Times New Roman" w:eastAsia="Times New Roman" w:hAnsi="Times New Roman"/>
+          <w:lang w:val="en-US"/>
+        </w:rPr>
+        <w:t>OBJECT</w:t>
+      </w:r>
+      <w:r>
+        <w:rPr>
+          <w:rFonts w:ascii="Times New Roman" w:eastAsia="Times New Roman" w:hAnsi="Times New Roman"/>
+          <w:lang w:val="en-US"/>
+        </w:rPr>
+        <w:t>_</w:t>
+      </w:r>
+      <w:r>
+        <w:rPr>
+          <w:rFonts w:ascii="Times New Roman" w:eastAsia="Times New Roman" w:hAnsi="Times New Roman"/>
+          <w:lang w:val="en-US"/>
+        </w:rPr>
+        <w:t>ADDRESS</w:t>
+      </w:r>
+      <w:r>
+        <w:rPr>
+          <w:rFonts w:ascii="Times New Roman" w:eastAsia="Times New Roman" w:hAnsi="Times New Roman"/>
+          <w:lang w:val="en-US"/>
+        </w:rPr>
+        <w:t>}}</w:t>
       </w:r>
     </w:p>
     <w:p>

--- a/document_templates/Договор на СМР_шаблон.docx
+++ b/document_templates/Договор на СМР_шаблон.docx
@@ -7270,8 +7270,18 @@
                 <w:sz w:val="24"/>
                 <w:szCs w:val="24"/>
               </w:rPr>
-              <w:t>Коли-чество</w:t>
+              <w:t>Коли-</w:t>
             </w:r>
+            <w:proofErr w:type="spellStart"/>
+            <w:r>
+              <w:rPr>
+                <w:rFonts w:ascii="Times New Roman" w:eastAsia="Calibri" w:hAnsi="Times New Roman"/>
+                <w:sz w:val="24"/>
+                <w:szCs w:val="24"/>
+              </w:rPr>
+              <w:t>чество</w:t>
+            </w:r>
+            <w:proofErr w:type="spellEnd"/>
           </w:p>
         </w:tc>
       </w:tr>
@@ -7628,6 +7638,7 @@
                 <w:szCs w:val="24"/>
               </w:rPr>
             </w:pPr>
+            <w:proofErr w:type="spellStart"/>
             <w:r>
               <w:rPr>
                 <w:rFonts w:ascii="Times New Roman" w:eastAsia="Times New Roman" w:hAnsi="Times New Roman"/>
@@ -7639,6 +7650,7 @@
               </w:rPr>
               <w:t>Не</w:t>
             </w:r>
+            <w:proofErr w:type="spellEnd"/>
             <w:r>
               <w:rPr>
                 <w:rFonts w:ascii="Times New Roman" w:eastAsia="Times New Roman" w:hAnsi="Times New Roman"/>
@@ -7649,6 +7661,7 @@
               </w:rPr>
               <w:t xml:space="preserve"> </w:t>
             </w:r>
+            <w:proofErr w:type="spellStart"/>
             <w:r>
               <w:rPr>
                 <w:rFonts w:ascii="Times New Roman" w:eastAsia="Times New Roman" w:hAnsi="Times New Roman"/>
@@ -7660,6 +7673,7 @@
               </w:rPr>
               <w:t>требуется</w:t>
             </w:r>
+            <w:proofErr w:type="spellEnd"/>
             <w:r>
               <w:rPr>
                 <w:rFonts w:ascii="Times New Roman" w:eastAsia="Times New Roman" w:hAnsi="Times New Roman"/>
@@ -7707,53 +7721,6 @@
     </w:p>
     <w:p>
       <w:pPr>
-        <w:spacing w:after="0" w:line="240" w:lineRule="auto"/>
-        <w:jc w:val="both"/>
-        <w:rPr>
-          <w:rFonts w:ascii="Times New Roman" w:eastAsia="Times New Roman" w:hAnsi="Times New Roman"/>
-          <w:sz w:val="24"/>
-          <w:szCs w:val="24"/>
-          <w:lang w:val="en-US"/>
-        </w:rPr>
-      </w:pPr>
-      <w:r>
-        <w:rPr>
-          <w:rFonts w:ascii="Times New Roman" w:eastAsia="Times New Roman" w:hAnsi="Times New Roman"/>
-          <w:lang w:val="en-US"/>
-        </w:rPr>
-        <w:t>{{</w:t>
-      </w:r>
-      <w:r>
-        <w:rPr>
-          <w:rFonts w:ascii="Times New Roman" w:eastAsia="Times New Roman" w:hAnsi="Times New Roman"/>
-          <w:lang w:val="en-US"/>
-        </w:rPr>
-        <w:t>OBJECT</w:t>
-      </w:r>
-      <w:r>
-        <w:rPr>
-          <w:rFonts w:ascii="Times New Roman" w:eastAsia="Times New Roman" w:hAnsi="Times New Roman"/>
-          <w:lang w:val="en-US"/>
-        </w:rPr>
-        <w:t>_</w:t>
-      </w:r>
-      <w:r>
-        <w:rPr>
-          <w:rFonts w:ascii="Times New Roman" w:eastAsia="Times New Roman" w:hAnsi="Times New Roman"/>
-          <w:lang w:val="en-US"/>
-        </w:rPr>
-        <w:t>ADDRESS</w:t>
-      </w:r>
-      <w:r>
-        <w:rPr>
-          <w:rFonts w:ascii="Times New Roman" w:eastAsia="Times New Roman" w:hAnsi="Times New Roman"/>
-          <w:lang w:val="en-US"/>
-        </w:rPr>
-        <w:t>}}</w:t>
-      </w:r>
-    </w:p>
-    <w:p>
-      <w:pPr>
         <w:spacing w:after="0" w:line="200" w:lineRule="exact"/>
         <w:jc w:val="both"/>
         <w:rPr>
@@ -7774,7 +7741,7 @@
       </w:tblGrid>
       <w:tr>
         <w:trPr>
-          <w:trHeight w:val="1047"/>
+          <w:trHeight w:val="627"/>
         </w:trPr>
         <w:tc>
           <w:tcPr>
@@ -7797,52 +7764,31 @@
           </w:p>
           <w:p>
             <w:pPr>
-              <w:spacing w:after="0" w:line="200" w:lineRule="exact"/>
+              <w:spacing w:after="0" w:line="240" w:lineRule="auto"/>
               <w:jc w:val="both"/>
               <w:rPr>
                 <w:rFonts w:ascii="Times New Roman" w:eastAsia="Times New Roman" w:hAnsi="Times New Roman"/>
-              </w:rPr>
-            </w:pPr>
-          </w:p>
-          <w:p>
-            <w:pPr>
-              <w:spacing w:after="0" w:line="200" w:lineRule="exact"/>
-              <w:jc w:val="both"/>
-              <w:rPr>
-                <w:rFonts w:ascii="Times New Roman" w:eastAsia="Times New Roman" w:hAnsi="Times New Roman"/>
-                <w:i/>
-                <w:iCs/>
                 <w:sz w:val="24"/>
                 <w:szCs w:val="24"/>
+                <w:lang w:val="en-US"/>
               </w:rPr>
             </w:pPr>
             <w:r>
               <w:rPr>
                 <w:rFonts w:ascii="Times New Roman" w:eastAsia="Times New Roman" w:hAnsi="Times New Roman"/>
+                <w:sz w:val="24"/>
+                <w:szCs w:val="24"/>
+                <w:lang w:val="en-US"/>
               </w:rPr>
               <w:t>{{OBJECT_ADDRESS}}</w:t>
             </w:r>
           </w:p>
-          <w:p>
-            <w:pPr>
-              <w:spacing w:after="0" w:line="200" w:lineRule="exact"/>
-              <w:jc w:val="both"/>
-              <w:rPr>
-                <w:rFonts w:ascii="Times New Roman" w:eastAsia="Times New Roman" w:hAnsi="Times New Roman"/>
-                <w:i/>
-                <w:iCs/>
-                <w:sz w:val="24"/>
-                <w:szCs w:val="24"/>
-              </w:rPr>
-            </w:pPr>
-          </w:p>
         </w:tc>
       </w:tr>
     </w:tbl>
     <w:p>
       <w:pPr>
         <w:spacing w:after="0" w:line="240" w:lineRule="auto"/>
-        <w:ind w:left="708"/>
         <w:jc w:val="both"/>
         <w:rPr>
           <w:rFonts w:ascii="Times New Roman" w:eastAsia="Times New Roman" w:hAnsi="Times New Roman"/>
@@ -8519,6 +8465,7 @@
                 <w:szCs w:val="24"/>
                 <w:lang w:eastAsia="zh-CN"/>
               </w:rPr>
+              <w:lastRenderedPageBreak/>
               <w:t xml:space="preserve">Гарантийные сроки на качество выполненных работ и материалов начинаются от даты подписания </w:t>
             </w:r>
             <w:r>
@@ -8652,6 +8599,7 @@
           <w:sz w:val="24"/>
           <w:szCs w:val="24"/>
         </w:rPr>
+        <w:lastRenderedPageBreak/>
         <w:t>РАЗДЕЛ 11. ТРЕБОВАНИЯ К БЕЗОПАСНОСТИ ВЫПОЛНЯЕМЫХ РАБОТ</w:t>
       </w:r>
     </w:p>
@@ -9175,37 +9123,47 @@
           <w:sz w:val="24"/>
           <w:szCs w:val="24"/>
         </w:rPr>
+        <w:t xml:space="preserve">        Подрядчик обязан в</w:t>
+      </w:r>
+      <w:r>
+        <w:rPr>
+          <w:rFonts w:ascii="Times New Roman" w:eastAsia="Calibri" w:hAnsi="Times New Roman"/>
+          <w:i/>
+          <w:color w:val="000000"/>
+          <w:sz w:val="24"/>
+          <w:szCs w:val="24"/>
+        </w:rPr>
+        <w:t>ывезти</w:t>
+      </w:r>
+      <w:r>
+        <w:rPr>
+          <w:rFonts w:ascii="Times New Roman" w:eastAsia="Calibri" w:hAnsi="Times New Roman"/>
+          <w:i/>
+          <w:sz w:val="24"/>
+          <w:szCs w:val="24"/>
+        </w:rPr>
+        <w:t>,</w:t>
+      </w:r>
+      <w:r>
+        <w:rPr>
+          <w:rFonts w:ascii="Times New Roman" w:eastAsia="Calibri" w:hAnsi="Times New Roman"/>
+          <w:i/>
+          <w:color w:val="000000"/>
+          <w:sz w:val="24"/>
+          <w:szCs w:val="24"/>
+        </w:rPr>
+        <w:t xml:space="preserve"> до дня подписания акта о приёмке выполненных работ (унифицированная форма КС-2) за пределы фронта работ, принадлежащие Подрядчику </w:t>
+      </w:r>
+      <w:r>
+        <w:rPr>
+          <w:rFonts w:ascii="Times New Roman" w:eastAsia="Calibri" w:hAnsi="Times New Roman"/>
+          <w:i/>
+          <w:color w:val="000000"/>
+          <w:sz w:val="24"/>
+          <w:szCs w:val="24"/>
+        </w:rPr>
         <w:lastRenderedPageBreak/>
-        <w:t xml:space="preserve">        Подрядчик обязан в</w:t>
-      </w:r>
-      <w:r>
-        <w:rPr>
-          <w:rFonts w:ascii="Times New Roman" w:eastAsia="Calibri" w:hAnsi="Times New Roman"/>
-          <w:i/>
-          <w:color w:val="000000"/>
-          <w:sz w:val="24"/>
-          <w:szCs w:val="24"/>
-        </w:rPr>
-        <w:t>ывезти</w:t>
-      </w:r>
-      <w:r>
-        <w:rPr>
-          <w:rFonts w:ascii="Times New Roman" w:eastAsia="Calibri" w:hAnsi="Times New Roman"/>
-          <w:i/>
-          <w:sz w:val="24"/>
-          <w:szCs w:val="24"/>
-        </w:rPr>
-        <w:t>,</w:t>
-      </w:r>
-      <w:r>
-        <w:rPr>
-          <w:rFonts w:ascii="Times New Roman" w:eastAsia="Calibri" w:hAnsi="Times New Roman"/>
-          <w:i/>
-          <w:color w:val="000000"/>
-          <w:sz w:val="24"/>
-          <w:szCs w:val="24"/>
-        </w:rPr>
-        <w:t xml:space="preserve"> до дня подписания акта о приёмке выполненных работ (унифицированная форма КС-2) за пределы фронта работ, принадлежащие Подрядчику строительные машины, оборудование, инвентарь, инструменты, строительные материалы и строительный мусор, если его погрузка и вывоз указаны в техническом задании.</w:t>
+        <w:t>строительные машины, оборудование, инвентарь, инструменты, строительные материалы и строительный мусор, если его погрузка и вывоз указаны в техническом задании.</w:t>
       </w:r>
     </w:p>
     <w:p>

--- a/document_templates/Договор на СМР_шаблон.docx
+++ b/document_templates/Договор на СМР_шаблон.docx
@@ -109,7 +109,23 @@
           <w:lang w:val="en-US"/>
         </w:rPr>
         <w:tab/>
-        <w:t xml:space="preserve">                         «{{CONTRACT_DAY}}» {{CONTRACT_MONTH}} {{CONTRACT_YEAR}} </w:t>
+        <w:t xml:space="preserve">                      </w:t>
+      </w:r>
+      <w:proofErr w:type="gramStart"/>
+      <w:r>
+        <w:rPr>
+          <w:rFonts w:ascii="Times New Roman" w:eastAsia="Times New Roman" w:hAnsi="Times New Roman"/>
+          <w:lang w:val="en-US"/>
+        </w:rPr>
+        <w:t xml:space="preserve">   «</w:t>
+      </w:r>
+      <w:proofErr w:type="gramEnd"/>
+      <w:r>
+        <w:rPr>
+          <w:rFonts w:ascii="Times New Roman" w:eastAsia="Times New Roman" w:hAnsi="Times New Roman"/>
+          <w:lang w:val="en-US"/>
+        </w:rPr>
+        <w:t xml:space="preserve">{{CONTRACT_DAY}}» {{CONTRACT_MONTH}} {{CONTRACT_YEAR}} </w:t>
       </w:r>
       <w:r>
         <w:rPr>
@@ -1127,6 +1143,31 @@
           <w:szCs w:val="24"/>
         </w:rPr>
       </w:pPr>
+      <w:r>
+        <w:rPr>
+          <w:rFonts w:ascii="Times New Roman" w:eastAsia="Calibri" w:hAnsi="Times New Roman"/>
+          <w:color w:val="000000"/>
+          <w:sz w:val="24"/>
+          <w:szCs w:val="24"/>
+        </w:rPr>
+        <w:br w:type="page"/>
+      </w:r>
+    </w:p>
+    <w:p>
+      <w:pPr>
+        <w:tabs>
+          <w:tab w:val="left" w:pos="851"/>
+        </w:tabs>
+        <w:spacing w:after="0" w:line="240" w:lineRule="auto"/>
+        <w:ind w:firstLine="426"/>
+        <w:jc w:val="both"/>
+        <w:rPr>
+          <w:rFonts w:ascii="Times New Roman" w:eastAsia="Calibri" w:hAnsi="Times New Roman"/>
+          <w:color w:val="000000"/>
+          <w:sz w:val="24"/>
+          <w:szCs w:val="24"/>
+        </w:rPr>
+      </w:pPr>
     </w:p>
     <w:p>
       <w:pPr>
@@ -1170,7 +1211,6 @@
           <w:szCs w:val="24"/>
           <w:lang w:eastAsia="ar-SA"/>
         </w:rPr>
-        <w:lastRenderedPageBreak/>
         <w:t>СРОКИ ВЫПОЛНЕНИЯ РАБОТ</w:t>
       </w:r>
     </w:p>
@@ -1733,7 +1773,18 @@
           <w:szCs w:val="24"/>
           <w:lang w:eastAsia="ar-SA"/>
         </w:rPr>
-        <w:t>5.1.7. Обеспечить и нести ответственность за соблюдение требований охраны труда, электробезопасности и производственной санитарии, противопожарных мер и требований законодательства по охране окружающей среды и о безопасности строительных работ во время производства работ на Объекте Заказчика.</w:t>
+        <w:t xml:space="preserve">5.1.7. Обеспечить и нести ответственность за соблюдение требований охраны труда, электробезопасности и производственной санитарии, противопожарных мер и требований </w:t>
+      </w:r>
+      <w:r>
+        <w:rPr>
+          <w:rFonts w:ascii="Times New Roman" w:eastAsia="Times New Roman" w:hAnsi="Times New Roman"/>
+          <w:color w:val="000000"/>
+          <w:sz w:val="24"/>
+          <w:szCs w:val="24"/>
+          <w:lang w:eastAsia="ar-SA"/>
+        </w:rPr>
+        <w:lastRenderedPageBreak/>
+        <w:t>законодательства по охране окружающей среды и о безопасности строительных работ во время производства работ на Объекте Заказчика.</w:t>
       </w:r>
     </w:p>
     <w:p>
@@ -1758,7 +1809,6 @@
           <w:szCs w:val="24"/>
           <w:lang w:eastAsia="ar-SA"/>
         </w:rPr>
-        <w:lastRenderedPageBreak/>
         <w:t>5.1.8. Использовать при выполнении работ материалы, конструкции, оборудование и системы, соответствующие ГОСТам и тех. условиям, обеспеченные соответствующими техническими паспортами и другими документами, удостоверяющими качество.</w:t>
       </w:r>
     </w:p>
@@ -2303,6 +2353,7 @@
           <w:sz w:val="24"/>
           <w:szCs w:val="24"/>
         </w:rPr>
+        <w:lastRenderedPageBreak/>
         <w:t xml:space="preserve"> 7.3. Указанные гарантии не распространяются на случаи преднамеренного повреждения результатов работ и материалов со стороны Заказчика и третьих лиц, а также на случаи нарушения правил их эксплуатации Заказчиком или третьими лицами.</w:t>
       </w:r>
     </w:p>
@@ -2325,7 +2376,6 @@
           <w:sz w:val="24"/>
           <w:szCs w:val="24"/>
         </w:rPr>
-        <w:lastRenderedPageBreak/>
         <w:t xml:space="preserve"> 7.4. При отказе Подрядчика от составления или подписания акта обнаруженных дефектов Заказчик составляет односторонний акт на основе квалифицированной экспертизы, привлекаемой им за свой счет. В случае если экспертизой будет доказано, что обнаруженные дефекты являются результатом некачественного выполнения работ Подрядчиком, либо результатом использования им некачественных материалов, Подрядчик обязан возместить Заказчику расходы, связанные с назначением и проведением экспертизы.</w:t>
       </w:r>
     </w:p>
@@ -2738,6 +2788,7 @@
           <w:szCs w:val="24"/>
           <w:lang w:eastAsia="ru-RU"/>
         </w:rPr>
+        <w:lastRenderedPageBreak/>
         <w:t>10.2. В случае нарушения Подрядчиком обязательств (в том числе нарушения сроков выполнения работ (услуг)), предусмотренных договором, Заказчик вправе произвести оплату по договору за вычетом соответствующего размера неустойки (пени).</w:t>
       </w:r>
     </w:p>
@@ -2762,7 +2813,6 @@
           <w:szCs w:val="24"/>
           <w:lang w:eastAsia="ru-RU"/>
         </w:rPr>
-        <w:lastRenderedPageBreak/>
         <w:t>10.3. Уплата штрафов, пени и неустоек, а также возмещение убытков не освобождают стороны от исполнения своих договорных обязательств.</w:t>
       </w:r>
     </w:p>
@@ -3342,6 +3392,7 @@
           <w:sz w:val="24"/>
           <w:szCs w:val="24"/>
         </w:rPr>
+        <w:lastRenderedPageBreak/>
         <w:t>14.4. Договор вступает в силу с момента подписания и действует до полного исполнения Сторонами своих обязательств.</w:t>
       </w:r>
     </w:p>
@@ -3365,7 +3416,6 @@
           <w:sz w:val="24"/>
           <w:szCs w:val="24"/>
         </w:rPr>
-        <w:lastRenderedPageBreak/>
         <w:t xml:space="preserve">14.5. </w:t>
       </w:r>
       <w:r>
@@ -3537,17 +3587,25 @@
             <w:vAlign w:val="center"/>
           </w:tcPr>
           <w:p>
+            <w:pPr>
+              <w:rPr>
+                <w:sz w:val="20"/>
+                <w:szCs w:val="32"/>
+              </w:rPr>
+            </w:pPr>
             <w:r>
               <w:rPr>
                 <w:rFonts w:ascii="Times New Roman" w:eastAsia="Times New Roman" w:hAnsi="Times New Roman"/>
-                <w:sz w:val="18"/>
+                <w:sz w:val="20"/>
+                <w:szCs w:val="32"/>
               </w:rPr>
               <w:t>ЗАКАЗЧИК:</w:t>
             </w:r>
             <w:r>
               <w:rPr>
                 <w:rFonts w:ascii="Times New Roman" w:eastAsia="Times New Roman" w:hAnsi="Times New Roman"/>
-                <w:sz w:val="18"/>
+                <w:sz w:val="20"/>
+                <w:szCs w:val="32"/>
               </w:rPr>
               <w:br/>
               <w:t>{{CUSTOMER_NAME}}</w:t>
@@ -3555,7 +3613,8 @@
             <w:r>
               <w:rPr>
                 <w:rFonts w:ascii="Times New Roman" w:eastAsia="Times New Roman" w:hAnsi="Times New Roman"/>
-                <w:sz w:val="18"/>
+                <w:sz w:val="20"/>
+                <w:szCs w:val="32"/>
               </w:rPr>
               <w:br/>
               <w:t>Юридический адрес: {{CUSTOMER_LEGAL_ADDRESS}} ИНН: {{CUSTOMER_TAX_ID}} / КПП: {{CUSTOMER_KPP}} ОГРН: {{CUSTOMER_OGRN}} Банк: {{CUSTOMER_BANK}} БИК: {{CUSTOMER_BIK}} Р/с: {{CUSTOMER_ACCOUNT}} К/с: {{CUSTOMER_CORR_ACCOUNT}} ОКПО: {{CUSTOMER_OKPO}}</w:t>
@@ -3568,17 +3627,25 @@
             <w:vAlign w:val="center"/>
           </w:tcPr>
           <w:p>
+            <w:pPr>
+              <w:rPr>
+                <w:sz w:val="20"/>
+                <w:szCs w:val="32"/>
+              </w:rPr>
+            </w:pPr>
             <w:r>
               <w:rPr>
                 <w:rFonts w:ascii="Times New Roman" w:eastAsia="Times New Roman" w:hAnsi="Times New Roman"/>
-                <w:sz w:val="18"/>
+                <w:sz w:val="20"/>
+                <w:szCs w:val="32"/>
               </w:rPr>
               <w:t>ПОДРЯДЧИК:</w:t>
             </w:r>
             <w:r>
               <w:rPr>
                 <w:rFonts w:ascii="Times New Roman" w:eastAsia="Times New Roman" w:hAnsi="Times New Roman"/>
-                <w:sz w:val="18"/>
+                <w:sz w:val="20"/>
+                <w:szCs w:val="32"/>
               </w:rPr>
               <w:br/>
               <w:t>{{CONTRACTOR_NAME}}</w:t>
@@ -3586,7 +3653,8 @@
             <w:r>
               <w:rPr>
                 <w:rFonts w:ascii="Times New Roman" w:eastAsia="Times New Roman" w:hAnsi="Times New Roman"/>
-                <w:sz w:val="18"/>
+                <w:sz w:val="20"/>
+                <w:szCs w:val="32"/>
               </w:rPr>
               <w:br/>
               <w:t>Юридический адрес: {{CONTRACTOR_ADDRESS}} ИНН: {{CONTRACTOR_TAX_ID}} / КПП: {{CONTRACTOR_KPP}} ОГРН: {{CONTRACTOR_OGRN}} Банк: {{CONTRACTOR_BANK}} БИК: {{CONTRACTOR_BIK}} Р/с: {{CONTRACTOR_ACCOUNT}} К/с: {{CONTRACTOR_CORR_ACCOUNT}} ОКПО: {{CONTRACTOR_OKPO}}</w:t>
@@ -3639,8 +3707,8 @@
         <w:tblLook w:val="0000" w:firstRow="0" w:lastRow="0" w:firstColumn="0" w:lastColumn="0" w:noHBand="0" w:noVBand="0"/>
       </w:tblPr>
       <w:tblGrid>
-        <w:gridCol w:w="5252"/>
-        <w:gridCol w:w="5866"/>
+        <w:gridCol w:w="5812"/>
+        <w:gridCol w:w="6179"/>
       </w:tblGrid>
       <w:tr>
         <w:trPr>
@@ -3656,8 +3724,8 @@
               <w:rPr>
                 <w:rFonts w:ascii="Times New Roman" w:eastAsia="Times New Roman" w:hAnsi="Times New Roman" w:cstheme="minorBidi"/>
                 <w:b/>
-                <w:sz w:val="18"/>
-                <w:szCs w:val="18"/>
+                <w:sz w:val="20"/>
+                <w:szCs w:val="20"/>
                 <w:lang w:val="en-US"/>
               </w:rPr>
             </w:pPr>
@@ -3665,8 +3733,8 @@
               <w:rPr>
                 <w:rFonts w:ascii="Times New Roman" w:eastAsia="Times New Roman" w:hAnsi="Times New Roman" w:cstheme="minorBidi"/>
                 <w:b/>
-                <w:sz w:val="18"/>
-                <w:szCs w:val="18"/>
+                <w:sz w:val="20"/>
+                <w:szCs w:val="20"/>
                 <w:lang w:val="en-US"/>
               </w:rPr>
               <w:t>{{CUSTOMER_SIGNER_POSITION}}</w:t>
@@ -3677,8 +3745,8 @@
               <w:spacing w:after="0" w:line="240" w:lineRule="auto"/>
               <w:rPr>
                 <w:rFonts w:ascii="Times New Roman" w:eastAsia="Calibri" w:hAnsi="Times New Roman" w:cstheme="minorBidi"/>
-                <w:sz w:val="18"/>
-                <w:szCs w:val="18"/>
+                <w:sz w:val="20"/>
+                <w:szCs w:val="20"/>
                 <w:lang w:val="en-US" w:eastAsia="ru-RU"/>
               </w:rPr>
             </w:pPr>
@@ -3686,8 +3754,8 @@
               <w:rPr>
                 <w:rFonts w:ascii="Times New Roman" w:eastAsia="Times New Roman" w:hAnsi="Times New Roman" w:cstheme="minorBidi"/>
                 <w:b/>
-                <w:sz w:val="18"/>
-                <w:szCs w:val="18"/>
+                <w:sz w:val="20"/>
+                <w:szCs w:val="20"/>
                 <w:lang w:val="en-US"/>
               </w:rPr>
               <w:t>{{CUSTOMER_NAME}}</w:t>
@@ -3698,8 +3766,8 @@
               <w:spacing w:after="0" w:line="240" w:lineRule="auto"/>
               <w:rPr>
                 <w:rFonts w:ascii="Times New Roman" w:eastAsia="Calibri" w:hAnsi="Times New Roman" w:cstheme="minorBidi"/>
-                <w:sz w:val="18"/>
-                <w:szCs w:val="18"/>
+                <w:sz w:val="20"/>
+                <w:szCs w:val="20"/>
                 <w:lang w:val="en-US" w:eastAsia="ru-RU"/>
               </w:rPr>
             </w:pPr>
@@ -3709,16 +3777,16 @@
               <w:spacing w:after="0" w:line="240" w:lineRule="auto"/>
               <w:rPr>
                 <w:rFonts w:ascii="Times New Roman" w:eastAsia="Calibri" w:hAnsi="Times New Roman" w:cstheme="minorBidi"/>
-                <w:sz w:val="18"/>
-                <w:szCs w:val="18"/>
+                <w:sz w:val="20"/>
+                <w:szCs w:val="20"/>
                 <w:lang w:val="en-US" w:eastAsia="ru-RU"/>
               </w:rPr>
             </w:pPr>
             <w:r>
               <w:rPr>
                 <w:rFonts w:ascii="Times New Roman" w:eastAsia="Times New Roman" w:hAnsi="Times New Roman"/>
-                <w:sz w:val="18"/>
-                <w:szCs w:val="18"/>
+                <w:sz w:val="20"/>
+                <w:szCs w:val="20"/>
                 <w:lang w:val="en-US"/>
               </w:rPr>
               <w:t>__________________/{{CUSTOMER_SIGNER_NAME_SHORT}}</w:t>
@@ -3729,16 +3797,16 @@
               <w:spacing w:after="0" w:line="240" w:lineRule="auto"/>
               <w:rPr>
                 <w:rFonts w:ascii="Times New Roman" w:eastAsia="Calibri" w:hAnsi="Times New Roman" w:cstheme="minorBidi"/>
-                <w:sz w:val="18"/>
-                <w:szCs w:val="18"/>
+                <w:sz w:val="20"/>
+                <w:szCs w:val="20"/>
                 <w:lang w:val="en-US" w:eastAsia="ru-RU"/>
               </w:rPr>
             </w:pPr>
             <w:r>
               <w:rPr>
                 <w:rFonts w:ascii="Times New Roman" w:eastAsia="Calibri" w:hAnsi="Times New Roman" w:cstheme="minorBidi"/>
-                <w:sz w:val="18"/>
-                <w:szCs w:val="18"/>
+                <w:sz w:val="20"/>
+                <w:szCs w:val="20"/>
                 <w:lang w:eastAsia="ru-RU"/>
               </w:rPr>
               <w:t>М</w:t>
@@ -3746,8 +3814,8 @@
             <w:r>
               <w:rPr>
                 <w:rFonts w:ascii="Times New Roman" w:eastAsia="Calibri" w:hAnsi="Times New Roman" w:cstheme="minorBidi"/>
-                <w:sz w:val="18"/>
-                <w:szCs w:val="18"/>
+                <w:sz w:val="20"/>
+                <w:szCs w:val="20"/>
                 <w:lang w:val="en-US" w:eastAsia="ru-RU"/>
               </w:rPr>
               <w:t>.</w:t>
@@ -3755,8 +3823,8 @@
             <w:r>
               <w:rPr>
                 <w:rFonts w:ascii="Times New Roman" w:eastAsia="Calibri" w:hAnsi="Times New Roman" w:cstheme="minorBidi"/>
-                <w:sz w:val="18"/>
-                <w:szCs w:val="18"/>
+                <w:sz w:val="20"/>
+                <w:szCs w:val="20"/>
                 <w:lang w:eastAsia="ru-RU"/>
               </w:rPr>
               <w:t>П</w:t>
@@ -3764,8 +3832,8 @@
             <w:r>
               <w:rPr>
                 <w:rFonts w:ascii="Times New Roman" w:eastAsia="Calibri" w:hAnsi="Times New Roman" w:cstheme="minorBidi"/>
-                <w:sz w:val="18"/>
-                <w:szCs w:val="18"/>
+                <w:sz w:val="20"/>
+                <w:szCs w:val="20"/>
                 <w:lang w:val="en-US" w:eastAsia="ru-RU"/>
               </w:rPr>
               <w:t>.</w:t>
@@ -3780,8 +3848,8 @@
               <w:rPr>
                 <w:rFonts w:ascii="Times New Roman" w:eastAsia="Times New Roman" w:hAnsi="Times New Roman" w:cstheme="minorBidi"/>
                 <w:b/>
-                <w:sz w:val="18"/>
-                <w:szCs w:val="18"/>
+                <w:sz w:val="20"/>
+                <w:szCs w:val="20"/>
                 <w:lang w:val="en-US"/>
               </w:rPr>
             </w:pPr>
@@ -3800,8 +3868,8 @@
                 <w:rFonts w:ascii="Times New Roman" w:hAnsi="Times New Roman"/>
                 <w:b/>
                 <w:bCs/>
-                <w:sz w:val="18"/>
-                <w:szCs w:val="18"/>
+                <w:sz w:val="20"/>
+                <w:szCs w:val="20"/>
                 <w:lang w:val="en-US"/>
               </w:rPr>
             </w:pPr>
@@ -3809,8 +3877,8 @@
               <w:rPr>
                 <w:rFonts w:ascii="Times New Roman" w:eastAsia="Times New Roman" w:hAnsi="Times New Roman"/>
                 <w:color w:val="00000A"/>
-                <w:sz w:val="18"/>
-                <w:szCs w:val="18"/>
+                <w:sz w:val="20"/>
+                <w:szCs w:val="20"/>
                 <w:lang w:val="en-US" w:eastAsia="zh-CN"/>
               </w:rPr>
               <w:t xml:space="preserve">  </w:t>
@@ -3818,14 +3886,16 @@
             <w:r>
               <w:rPr>
                 <w:rFonts w:ascii="Times New Roman" w:hAnsi="Times New Roman"/>
-                <w:sz w:val="18"/>
-                <w:szCs w:val="18"/>
+                <w:sz w:val="20"/>
+                <w:szCs w:val="20"/>
                 <w:lang w:val="en-US"/>
               </w:rPr>
               <w:t xml:space="preserve"> </w:t>
             </w:r>
             <w:r>
               <w:rPr>
+                <w:sz w:val="20"/>
+                <w:szCs w:val="20"/>
                 <w:lang w:val="en-US"/>
               </w:rPr>
               <w:t xml:space="preserve"> </w:t>
@@ -3836,8 +3906,8 @@
                 <w:rFonts w:ascii="Times New Roman" w:hAnsi="Times New Roman"/>
                 <w:b/>
                 <w:bCs/>
-                <w:sz w:val="18"/>
-                <w:szCs w:val="18"/>
+                <w:sz w:val="20"/>
+                <w:szCs w:val="20"/>
                 <w:lang w:val="en-US"/>
               </w:rPr>
               <w:t>{{CONTRACTOR_SIGNER_POSITION}}</w:t>
@@ -3851,8 +3921,8 @@
               <w:rPr>
                 <w:rFonts w:ascii="Times New Roman" w:hAnsi="Times New Roman"/>
                 <w:b/>
-                <w:sz w:val="18"/>
-                <w:szCs w:val="18"/>
+                <w:sz w:val="20"/>
+                <w:szCs w:val="20"/>
                 <w:lang w:val="en-US"/>
               </w:rPr>
             </w:pPr>
@@ -3860,8 +3930,8 @@
               <w:rPr>
                 <w:rFonts w:ascii="Times New Roman" w:hAnsi="Times New Roman"/>
                 <w:b/>
-                <w:sz w:val="18"/>
-                <w:szCs w:val="18"/>
+                <w:sz w:val="20"/>
+                <w:szCs w:val="20"/>
                 <w:lang w:val="en-US"/>
               </w:rPr>
               <w:t>{{CONTRACTOR_NAME}}</w:t>
@@ -3875,8 +3945,8 @@
               <w:rPr>
                 <w:rFonts w:ascii="Times New Roman" w:hAnsi="Times New Roman"/>
                 <w:b/>
-                <w:sz w:val="18"/>
-                <w:szCs w:val="18"/>
+                <w:sz w:val="20"/>
+                <w:szCs w:val="20"/>
                 <w:lang w:val="en-US"/>
               </w:rPr>
             </w:pPr>
@@ -3888,8 +3958,8 @@
               <w:rPr>
                 <w:rFonts w:ascii="Times New Roman" w:hAnsi="Times New Roman"/>
                 <w:b/>
-                <w:sz w:val="18"/>
-                <w:szCs w:val="18"/>
+                <w:sz w:val="20"/>
+                <w:szCs w:val="20"/>
                 <w:lang w:val="en-US"/>
               </w:rPr>
             </w:pPr>
@@ -3900,16 +3970,16 @@
               <w:rPr>
                 <w:rFonts w:ascii="Times New Roman" w:hAnsi="Times New Roman"/>
                 <w:bCs/>
-                <w:sz w:val="18"/>
-                <w:szCs w:val="18"/>
+                <w:sz w:val="20"/>
+                <w:szCs w:val="20"/>
                 <w:lang w:val="en-US"/>
               </w:rPr>
             </w:pPr>
             <w:r>
               <w:rPr>
                 <w:rFonts w:ascii="Times New Roman" w:eastAsia="Times New Roman" w:hAnsi="Times New Roman"/>
-                <w:sz w:val="18"/>
-                <w:szCs w:val="18"/>
+                <w:sz w:val="20"/>
+                <w:szCs w:val="20"/>
                 <w:lang w:val="en-US"/>
               </w:rPr>
               <w:t>___________________/{{CONTRACTOR_SIGNER_NAME_SHORT}}</w:t>
@@ -3923,16 +3993,16 @@
               <w:rPr>
                 <w:rFonts w:ascii="Times New Roman" w:eastAsia="Times New Roman" w:hAnsi="Times New Roman" w:cstheme="minorBidi"/>
                 <w:b/>
-                <w:sz w:val="18"/>
-                <w:szCs w:val="18"/>
+                <w:sz w:val="20"/>
+                <w:szCs w:val="20"/>
                 <w:lang w:val="en-US"/>
               </w:rPr>
             </w:pPr>
             <w:r>
               <w:rPr>
                 <w:rFonts w:ascii="Times New Roman" w:hAnsi="Times New Roman"/>
-                <w:sz w:val="18"/>
-                <w:szCs w:val="18"/>
+                <w:sz w:val="20"/>
+                <w:szCs w:val="20"/>
                 <w:lang w:val="en-US"/>
               </w:rPr>
               <w:t xml:space="preserve">          </w:t>
@@ -3940,16 +4010,16 @@
             <w:r>
               <w:rPr>
                 <w:rFonts w:ascii="Times New Roman" w:hAnsi="Times New Roman"/>
-                <w:sz w:val="18"/>
-                <w:szCs w:val="18"/>
+                <w:sz w:val="20"/>
+                <w:szCs w:val="20"/>
               </w:rPr>
               <w:t>М</w:t>
             </w:r>
             <w:r>
               <w:rPr>
                 <w:rFonts w:ascii="Times New Roman" w:hAnsi="Times New Roman"/>
-                <w:sz w:val="18"/>
-                <w:szCs w:val="18"/>
+                <w:sz w:val="20"/>
+                <w:szCs w:val="20"/>
                 <w:lang w:val="en-US"/>
               </w:rPr>
               <w:t>.</w:t>
@@ -3957,16 +4027,16 @@
             <w:r>
               <w:rPr>
                 <w:rFonts w:ascii="Times New Roman" w:hAnsi="Times New Roman"/>
-                <w:sz w:val="18"/>
-                <w:szCs w:val="18"/>
+                <w:sz w:val="20"/>
+                <w:szCs w:val="20"/>
               </w:rPr>
               <w:t>П</w:t>
             </w:r>
             <w:r>
               <w:rPr>
                 <w:rFonts w:ascii="Times New Roman" w:hAnsi="Times New Roman"/>
-                <w:sz w:val="18"/>
-                <w:szCs w:val="18"/>
+                <w:sz w:val="20"/>
+                <w:szCs w:val="20"/>
                 <w:lang w:val="en-US"/>
               </w:rPr>
               <w:t>.</w:t>
@@ -4275,17 +4345,15 @@
           <w:lang w:val="en-US" w:eastAsia="ru-RU"/>
         </w:rPr>
       </w:pPr>
-    </w:p>
-    <w:p>
-      <w:pPr>
-        <w:spacing w:after="0" w:line="240" w:lineRule="auto"/>
+      <w:r>
         <w:rPr>
           <w:rFonts w:ascii="Times New Roman" w:eastAsia="Calibri" w:hAnsi="Times New Roman"/>
           <w:sz w:val="20"/>
           <w:szCs w:val="20"/>
           <w:lang w:val="en-US" w:eastAsia="ru-RU"/>
         </w:rPr>
-      </w:pPr>
+        <w:br w:type="page"/>
+      </w:r>
     </w:p>
     <w:p>
       <w:pPr>
@@ -4337,7 +4405,6 @@
         <w:rPr>
           <w:rFonts w:ascii="Times New Roman" w:eastAsia="Times New Roman" w:hAnsi="Times New Roman"/>
         </w:rPr>
-        <w:lastRenderedPageBreak/>
         <w:t>Приложение</w:t>
       </w:r>
       <w:r>
@@ -4371,7 +4438,35 @@
           <w:rFonts w:ascii="Times New Roman" w:eastAsia="Times New Roman" w:hAnsi="Times New Roman"/>
           <w:lang w:val="en-US"/>
         </w:rPr>
-        <w:t xml:space="preserve"> № {{CONTRACT_NUMBER}} </w:t>
+        <w:t xml:space="preserve"> № {{</w:t>
+      </w:r>
+      <w:r>
+        <w:rPr>
+          <w:rFonts w:ascii="Times New Roman" w:eastAsia="Times New Roman" w:hAnsi="Times New Roman"/>
+          <w:lang w:val="en-US"/>
+        </w:rPr>
+        <w:t>CONTRACT</w:t>
+      </w:r>
+      <w:r>
+        <w:rPr>
+          <w:rFonts w:ascii="Times New Roman" w:eastAsia="Times New Roman" w:hAnsi="Times New Roman"/>
+          <w:lang w:val="en-US"/>
+        </w:rPr>
+        <w:t>_</w:t>
+      </w:r>
+      <w:r>
+        <w:rPr>
+          <w:rFonts w:ascii="Times New Roman" w:eastAsia="Times New Roman" w:hAnsi="Times New Roman"/>
+          <w:lang w:val="en-US"/>
+        </w:rPr>
+        <w:t>NUMBER</w:t>
+      </w:r>
+      <w:r>
+        <w:rPr>
+          <w:rFonts w:ascii="Times New Roman" w:eastAsia="Times New Roman" w:hAnsi="Times New Roman"/>
+          <w:lang w:val="en-US"/>
+        </w:rPr>
+        <w:t xml:space="preserve">}} </w:t>
       </w:r>
       <w:r>
         <w:rPr>
@@ -4384,7 +4479,91 @@
           <w:rFonts w:ascii="Times New Roman" w:eastAsia="Times New Roman" w:hAnsi="Times New Roman"/>
           <w:lang w:val="en-US"/>
         </w:rPr>
-        <w:t xml:space="preserve"> «{{CONTRACT_DAY}}» {{CONTRACT_MONTH}} {{CONTRACT_YEAR}} </w:t>
+        <w:t xml:space="preserve"> «{{</w:t>
+      </w:r>
+      <w:r>
+        <w:rPr>
+          <w:rFonts w:ascii="Times New Roman" w:eastAsia="Times New Roman" w:hAnsi="Times New Roman"/>
+          <w:lang w:val="en-US"/>
+        </w:rPr>
+        <w:t>CONTRACT</w:t>
+      </w:r>
+      <w:r>
+        <w:rPr>
+          <w:rFonts w:ascii="Times New Roman" w:eastAsia="Times New Roman" w:hAnsi="Times New Roman"/>
+          <w:lang w:val="en-US"/>
+        </w:rPr>
+        <w:t>_</w:t>
+      </w:r>
+      <w:r>
+        <w:rPr>
+          <w:rFonts w:ascii="Times New Roman" w:eastAsia="Times New Roman" w:hAnsi="Times New Roman"/>
+          <w:lang w:val="en-US"/>
+        </w:rPr>
+        <w:t>DAY</w:t>
+      </w:r>
+      <w:r>
+        <w:rPr>
+          <w:rFonts w:ascii="Times New Roman" w:eastAsia="Times New Roman" w:hAnsi="Times New Roman"/>
+          <w:lang w:val="en-US"/>
+        </w:rPr>
+        <w:t>}}» {{</w:t>
+      </w:r>
+      <w:r>
+        <w:rPr>
+          <w:rFonts w:ascii="Times New Roman" w:eastAsia="Times New Roman" w:hAnsi="Times New Roman"/>
+          <w:lang w:val="en-US"/>
+        </w:rPr>
+        <w:t>CONTRACT</w:t>
+      </w:r>
+      <w:r>
+        <w:rPr>
+          <w:rFonts w:ascii="Times New Roman" w:eastAsia="Times New Roman" w:hAnsi="Times New Roman"/>
+          <w:lang w:val="en-US"/>
+        </w:rPr>
+        <w:t>_</w:t>
+      </w:r>
+      <w:r>
+        <w:rPr>
+          <w:rFonts w:ascii="Times New Roman" w:eastAsia="Times New Roman" w:hAnsi="Times New Roman"/>
+          <w:lang w:val="en-US"/>
+        </w:rPr>
+        <w:t>MONTH</w:t>
+      </w:r>
+      <w:r>
+        <w:rPr>
+          <w:rFonts w:ascii="Times New Roman" w:eastAsia="Times New Roman" w:hAnsi="Times New Roman"/>
+          <w:lang w:val="en-US"/>
+        </w:rPr>
+        <w:t>}} {{</w:t>
+      </w:r>
+      <w:r>
+        <w:rPr>
+          <w:rFonts w:ascii="Times New Roman" w:eastAsia="Times New Roman" w:hAnsi="Times New Roman"/>
+          <w:lang w:val="en-US"/>
+        </w:rPr>
+        <w:t>CONTRACT</w:t>
+      </w:r>
+      <w:r>
+        <w:rPr>
+          <w:rFonts w:ascii="Times New Roman" w:eastAsia="Times New Roman" w:hAnsi="Times New Roman"/>
+          <w:lang w:val="en-US"/>
+        </w:rPr>
+        <w:t>_</w:t>
+      </w:r>
+      <w:r>
+        <w:rPr>
+          <w:rFonts w:ascii="Times New Roman" w:eastAsia="Times New Roman" w:hAnsi="Times New Roman"/>
+          <w:lang w:val="en-US"/>
+        </w:rPr>
+        <w:t>YEAR</w:t>
+      </w:r>
+      <w:r>
+        <w:rPr>
+          <w:rFonts w:ascii="Times New Roman" w:eastAsia="Times New Roman" w:hAnsi="Times New Roman"/>
+          <w:lang w:val="en-US"/>
+        </w:rPr>
+        <w:t xml:space="preserve">}} </w:t>
       </w:r>
       <w:r>
         <w:rPr>
@@ -7264,6 +7443,7 @@
                 <w:szCs w:val="24"/>
               </w:rPr>
             </w:pPr>
+            <w:proofErr w:type="gramStart"/>
             <w:r>
               <w:rPr>
                 <w:rFonts w:ascii="Times New Roman" w:eastAsia="Calibri" w:hAnsi="Times New Roman"/>
@@ -7282,6 +7462,7 @@
               <w:t>чество</w:t>
             </w:r>
             <w:proofErr w:type="spellEnd"/>
+            <w:proofErr w:type="gramEnd"/>
           </w:p>
         </w:tc>
       </w:tr>
@@ -7571,7 +7752,6 @@
           <w:sz w:val="24"/>
           <w:szCs w:val="24"/>
         </w:rPr>
-        <w:lastRenderedPageBreak/>
         <w:t>РАЗДЕЛ 4. ПЕРЕЧЕНЬ ПРОЕКТНОЙ И РАБОЧЕЙ ДОКУМЕНТАЦИИ</w:t>
       </w:r>
     </w:p>
@@ -8260,7 +8440,7 @@
                       <w:sz w:val="24"/>
                       <w:szCs w:val="24"/>
                     </w:rPr>
-                    <w:t xml:space="preserve">       Подрядчик обязан направить Заказчику копии  сертификатов соответствия или декларации о соответствии на применяемые материалы до передачи их в работу, при наличии в законодательстве РФ требования о необходимости подтверждения соответствия в форме обязательной сертификации или декларации.</w:t>
+                    <w:t xml:space="preserve">       Подрядчик обязан направить Заказчику копии сертификатов соответствия или декларации о соответствии на применяемые материалы до передачи их в работу, при наличии в законодательстве РФ требования о необходимости подтверждения соответствия в форме обязательной сертификации или декларации.</w:t>
                   </w:r>
                 </w:p>
               </w:tc>
@@ -8407,6 +8587,7 @@
           <w:sz w:val="24"/>
           <w:szCs w:val="24"/>
         </w:rPr>
+        <w:lastRenderedPageBreak/>
         <w:t>РАЗДЕЛ 10. ТРЕБОВАНИЯ К СРОКУ И (ИЛИ) ОБЪЕМУ ПРЕДОСТАВЛЕНИЯ ГАРАНТИЙ</w:t>
       </w:r>
     </w:p>
@@ -8465,7 +8646,6 @@
                 <w:szCs w:val="24"/>
                 <w:lang w:eastAsia="zh-CN"/>
               </w:rPr>
-              <w:lastRenderedPageBreak/>
               <w:t xml:space="preserve">Гарантийные сроки на качество выполненных работ и материалов начинаются от даты подписания </w:t>
             </w:r>
             <w:r>
@@ -8564,7 +8744,31 @@
                 <w:szCs w:val="24"/>
                 <w:lang w:eastAsia="zh-CN"/>
               </w:rPr>
-              <w:t xml:space="preserve">- на выполненные работы -  не менее 24 месяцев </w:t>
+              <w:t xml:space="preserve">- на выполненные работы </w:t>
+            </w:r>
+            <w:proofErr w:type="gramStart"/>
+            <w:r>
+              <w:rPr>
+                <w:rFonts w:ascii="Times New Roman" w:eastAsia="Calibri" w:hAnsi="Times New Roman"/>
+                <w:i/>
+                <w:kern w:val="2"/>
+                <w:sz w:val="24"/>
+                <w:szCs w:val="24"/>
+                <w:lang w:eastAsia="zh-CN"/>
+              </w:rPr>
+              <w:t>-  не</w:t>
+            </w:r>
+            <w:proofErr w:type="gramEnd"/>
+            <w:r>
+              <w:rPr>
+                <w:rFonts w:ascii="Times New Roman" w:eastAsia="Calibri" w:hAnsi="Times New Roman"/>
+                <w:i/>
+                <w:kern w:val="2"/>
+                <w:sz w:val="24"/>
+                <w:szCs w:val="24"/>
+                <w:lang w:eastAsia="zh-CN"/>
+              </w:rPr>
+              <w:t xml:space="preserve"> менее 24 месяцев </w:t>
             </w:r>
           </w:p>
           <w:p>
@@ -8599,7 +8803,6 @@
           <w:sz w:val="24"/>
           <w:szCs w:val="24"/>
         </w:rPr>
-        <w:lastRenderedPageBreak/>
         <w:t>РАЗДЕЛ 11. ТРЕБОВАНИЯ К БЕЗОПАСНОСТИ ВЫПОЛНЯЕМЫХ РАБОТ</w:t>
       </w:r>
     </w:p>
@@ -9338,413 +9541,6 @@
       <w:pPr>
         <w:spacing w:after="0" w:line="259" w:lineRule="auto"/>
         <w:rPr>
-          <w:rFonts w:ascii="Times New Roman" w:eastAsia="Calibri" w:hAnsi="Times New Roman"/>
-          <w:color w:val="000000"/>
-          <w:sz w:val="24"/>
-          <w:szCs w:val="24"/>
-        </w:rPr>
-      </w:pPr>
-      <w:r>
-        <w:rPr>
-          <w:rFonts w:ascii="Times New Roman" w:eastAsia="Calibri" w:hAnsi="Times New Roman"/>
-          <w:color w:val="000000"/>
-          <w:sz w:val="24"/>
-          <w:szCs w:val="24"/>
-        </w:rPr>
-        <w:t xml:space="preserve">                                              РАЗДЕЛ 15. ПЕРЕЧЕНЬ ПРИЛОЖЕНИЙ</w:t>
-      </w:r>
-    </w:p>
-    <w:p>
-      <w:pPr>
-        <w:spacing w:after="0" w:line="259" w:lineRule="auto"/>
-        <w:rPr>
-          <w:rFonts w:ascii="Times New Roman" w:eastAsia="Calibri" w:hAnsi="Times New Roman"/>
-          <w:color w:val="000000"/>
-          <w:sz w:val="24"/>
-          <w:szCs w:val="24"/>
-        </w:rPr>
-      </w:pPr>
-    </w:p>
-    <w:tbl>
-      <w:tblPr>
-        <w:tblW w:w="9781" w:type="dxa"/>
-        <w:tblInd w:w="-34" w:type="dxa"/>
-        <w:tblBorders>
-          <w:top w:val="single" w:sz="4" w:space="0" w:color="auto"/>
-          <w:left w:val="single" w:sz="4" w:space="0" w:color="auto"/>
-          <w:bottom w:val="single" w:sz="4" w:space="0" w:color="auto"/>
-          <w:right w:val="single" w:sz="4" w:space="0" w:color="auto"/>
-          <w:insideH w:val="single" w:sz="4" w:space="0" w:color="auto"/>
-          <w:insideV w:val="single" w:sz="4" w:space="0" w:color="auto"/>
-        </w:tblBorders>
-        <w:tblLook w:val="00A0" w:firstRow="1" w:lastRow="0" w:firstColumn="1" w:lastColumn="0" w:noHBand="0" w:noVBand="0"/>
-      </w:tblPr>
-      <w:tblGrid>
-        <w:gridCol w:w="993"/>
-        <w:gridCol w:w="6804"/>
-        <w:gridCol w:w="1984"/>
-      </w:tblGrid>
-      <w:tr>
-        <w:trPr>
-          <w:trHeight w:val="399"/>
-        </w:trPr>
-        <w:tc>
-          <w:tcPr>
-            <w:tcW w:w="993" w:type="dxa"/>
-            <w:vAlign w:val="center"/>
-          </w:tcPr>
-          <w:p>
-            <w:pPr>
-              <w:spacing w:after="0" w:line="259" w:lineRule="auto"/>
-              <w:rPr>
-                <w:rFonts w:ascii="Times New Roman" w:eastAsia="Calibri" w:hAnsi="Times New Roman"/>
-                <w:b/>
-                <w:color w:val="000000"/>
-                <w:sz w:val="24"/>
-                <w:szCs w:val="24"/>
-              </w:rPr>
-            </w:pPr>
-            <w:r>
-              <w:rPr>
-                <w:rFonts w:ascii="Times New Roman" w:eastAsia="Calibri" w:hAnsi="Times New Roman"/>
-                <w:b/>
-                <w:color w:val="000000"/>
-                <w:sz w:val="24"/>
-                <w:szCs w:val="24"/>
-              </w:rPr>
-              <w:t>№ п/п</w:t>
-            </w:r>
-          </w:p>
-        </w:tc>
-        <w:tc>
-          <w:tcPr>
-            <w:tcW w:w="6804" w:type="dxa"/>
-            <w:vAlign w:val="center"/>
-          </w:tcPr>
-          <w:p>
-            <w:pPr>
-              <w:autoSpaceDE w:val="0"/>
-              <w:autoSpaceDN w:val="0"/>
-              <w:adjustRightInd w:val="0"/>
-              <w:spacing w:after="0" w:line="259" w:lineRule="auto"/>
-              <w:ind w:firstLine="709"/>
-              <w:jc w:val="center"/>
-              <w:rPr>
-                <w:rFonts w:ascii="Times New Roman" w:eastAsia="Calibri" w:hAnsi="Times New Roman"/>
-                <w:b/>
-                <w:color w:val="000000"/>
-                <w:sz w:val="24"/>
-                <w:szCs w:val="24"/>
-              </w:rPr>
-            </w:pPr>
-            <w:r>
-              <w:rPr>
-                <w:rFonts w:ascii="Times New Roman" w:eastAsia="Calibri" w:hAnsi="Times New Roman"/>
-                <w:b/>
-                <w:color w:val="000000"/>
-                <w:sz w:val="24"/>
-                <w:szCs w:val="24"/>
-              </w:rPr>
-              <w:t>Наименование приложения</w:t>
-            </w:r>
-          </w:p>
-        </w:tc>
-        <w:tc>
-          <w:tcPr>
-            <w:tcW w:w="1984" w:type="dxa"/>
-            <w:vAlign w:val="center"/>
-          </w:tcPr>
-          <w:p>
-            <w:pPr>
-              <w:spacing w:after="0" w:line="259" w:lineRule="auto"/>
-              <w:jc w:val="center"/>
-              <w:rPr>
-                <w:rFonts w:ascii="Times New Roman" w:eastAsia="Calibri" w:hAnsi="Times New Roman"/>
-                <w:b/>
-                <w:color w:val="000000"/>
-                <w:sz w:val="24"/>
-                <w:szCs w:val="24"/>
-              </w:rPr>
-            </w:pPr>
-            <w:r>
-              <w:rPr>
-                <w:rFonts w:ascii="Times New Roman" w:eastAsia="Calibri" w:hAnsi="Times New Roman"/>
-                <w:b/>
-                <w:color w:val="000000"/>
-                <w:sz w:val="24"/>
-                <w:szCs w:val="24"/>
-              </w:rPr>
-              <w:t>Номер страницы</w:t>
-            </w:r>
-          </w:p>
-        </w:tc>
-      </w:tr>
-      <w:tr>
-        <w:trPr>
-          <w:trHeight w:val="399"/>
-        </w:trPr>
-        <w:tc>
-          <w:tcPr>
-            <w:tcW w:w="993" w:type="dxa"/>
-            <w:vAlign w:val="center"/>
-          </w:tcPr>
-          <w:p>
-            <w:pPr>
-              <w:spacing w:after="0" w:line="259" w:lineRule="auto"/>
-              <w:jc w:val="center"/>
-              <w:rPr>
-                <w:rFonts w:ascii="Times New Roman" w:eastAsia="Calibri" w:hAnsi="Times New Roman"/>
-                <w:color w:val="000000"/>
-                <w:sz w:val="24"/>
-                <w:szCs w:val="24"/>
-              </w:rPr>
-            </w:pPr>
-            <w:r>
-              <w:rPr>
-                <w:rFonts w:ascii="Times New Roman" w:eastAsia="Calibri" w:hAnsi="Times New Roman"/>
-                <w:color w:val="000000"/>
-                <w:sz w:val="24"/>
-                <w:szCs w:val="24"/>
-              </w:rPr>
-              <w:t>1</w:t>
-            </w:r>
-          </w:p>
-        </w:tc>
-        <w:tc>
-          <w:tcPr>
-            <w:tcW w:w="6804" w:type="dxa"/>
-            <w:vAlign w:val="center"/>
-          </w:tcPr>
-          <w:p>
-            <w:pPr>
-              <w:autoSpaceDE w:val="0"/>
-              <w:autoSpaceDN w:val="0"/>
-              <w:adjustRightInd w:val="0"/>
-              <w:spacing w:after="0" w:line="259" w:lineRule="auto"/>
-              <w:rPr>
-                <w:rFonts w:ascii="Times New Roman" w:eastAsia="Calibri" w:hAnsi="Times New Roman"/>
-                <w:i/>
-                <w:color w:val="000000"/>
-                <w:sz w:val="24"/>
-                <w:szCs w:val="24"/>
-                <w:lang w:val="en-US"/>
-              </w:rPr>
-            </w:pPr>
-            <w:r>
-              <w:rPr>
-                <w:rFonts w:ascii="Times New Roman" w:eastAsia="Calibri" w:hAnsi="Times New Roman"/>
-                <w:i/>
-                <w:color w:val="000000"/>
-                <w:sz w:val="24"/>
-                <w:szCs w:val="24"/>
-              </w:rPr>
-              <w:t>Акт</w:t>
-            </w:r>
-            <w:r>
-              <w:rPr>
-                <w:rFonts w:ascii="Times New Roman" w:eastAsia="Calibri" w:hAnsi="Times New Roman"/>
-                <w:i/>
-                <w:color w:val="000000"/>
-                <w:sz w:val="24"/>
-                <w:szCs w:val="24"/>
-                <w:lang w:val="en-US"/>
-              </w:rPr>
-              <w:t xml:space="preserve"> </w:t>
-            </w:r>
-            <w:r>
-              <w:rPr>
-                <w:rFonts w:ascii="Times New Roman" w:eastAsia="Calibri" w:hAnsi="Times New Roman"/>
-                <w:i/>
-                <w:color w:val="000000"/>
-                <w:sz w:val="24"/>
-                <w:szCs w:val="24"/>
-              </w:rPr>
-              <w:t>тех</w:t>
-            </w:r>
-            <w:r>
-              <w:rPr>
-                <w:rFonts w:ascii="Times New Roman" w:eastAsia="Calibri" w:hAnsi="Times New Roman"/>
-                <w:i/>
-                <w:color w:val="000000"/>
-                <w:sz w:val="24"/>
-                <w:szCs w:val="24"/>
-                <w:lang w:val="en-US"/>
-              </w:rPr>
-              <w:t xml:space="preserve">. </w:t>
-            </w:r>
-            <w:r>
-              <w:rPr>
-                <w:rFonts w:ascii="Times New Roman" w:eastAsia="Calibri" w:hAnsi="Times New Roman"/>
-                <w:i/>
-                <w:color w:val="000000"/>
-                <w:sz w:val="24"/>
-                <w:szCs w:val="24"/>
-              </w:rPr>
-              <w:t>осмотра</w:t>
-            </w:r>
-            <w:r>
-              <w:rPr>
-                <w:rFonts w:ascii="Times New Roman" w:eastAsia="Calibri" w:hAnsi="Times New Roman"/>
-                <w:i/>
-                <w:color w:val="000000"/>
-                <w:sz w:val="24"/>
-                <w:szCs w:val="24"/>
-                <w:lang w:val="en-US"/>
-              </w:rPr>
-              <w:t xml:space="preserve"> №{{WORK_BASIS_NUMBER}} </w:t>
-            </w:r>
-            <w:r>
-              <w:rPr>
-                <w:rFonts w:ascii="Times New Roman" w:eastAsia="Calibri" w:hAnsi="Times New Roman"/>
-                <w:i/>
-                <w:color w:val="000000"/>
-                <w:sz w:val="24"/>
-                <w:szCs w:val="24"/>
-              </w:rPr>
-              <w:t>от</w:t>
-            </w:r>
-            <w:r>
-              <w:rPr>
-                <w:rFonts w:ascii="Times New Roman" w:eastAsia="Calibri" w:hAnsi="Times New Roman"/>
-                <w:i/>
-                <w:color w:val="000000"/>
-                <w:sz w:val="24"/>
-                <w:szCs w:val="24"/>
-                <w:lang w:val="en-US"/>
-              </w:rPr>
-              <w:t xml:space="preserve"> {{WORK_BASIS_DATE}}</w:t>
-            </w:r>
-          </w:p>
-        </w:tc>
-        <w:tc>
-          <w:tcPr>
-            <w:tcW w:w="1984" w:type="dxa"/>
-            <w:vAlign w:val="center"/>
-          </w:tcPr>
-          <w:p>
-            <w:pPr>
-              <w:spacing w:after="0" w:line="259" w:lineRule="auto"/>
-              <w:ind w:left="-108"/>
-              <w:jc w:val="center"/>
-              <w:rPr>
-                <w:rFonts w:ascii="Times New Roman" w:eastAsia="Calibri" w:hAnsi="Times New Roman"/>
-                <w:i/>
-                <w:color w:val="000000"/>
-                <w:sz w:val="24"/>
-                <w:szCs w:val="24"/>
-              </w:rPr>
-            </w:pPr>
-            <w:r>
-              <w:rPr>
-                <w:rFonts w:ascii="Times New Roman" w:eastAsia="Calibri" w:hAnsi="Times New Roman"/>
-                <w:i/>
-                <w:color w:val="000000"/>
-                <w:sz w:val="24"/>
-                <w:szCs w:val="24"/>
-              </w:rPr>
-              <w:t>1-3</w:t>
-            </w:r>
-          </w:p>
-        </w:tc>
-      </w:tr>
-      <w:tr>
-        <w:trPr>
-          <w:trHeight w:val="399"/>
-        </w:trPr>
-        <w:tc>
-          <w:tcPr>
-            <w:tcW w:w="993" w:type="dxa"/>
-            <w:vAlign w:val="center"/>
-          </w:tcPr>
-          <w:p>
-            <w:pPr>
-              <w:spacing w:after="0" w:line="259" w:lineRule="auto"/>
-              <w:jc w:val="center"/>
-              <w:rPr>
-                <w:rFonts w:ascii="Times New Roman" w:eastAsia="Calibri" w:hAnsi="Times New Roman"/>
-                <w:color w:val="000000"/>
-                <w:sz w:val="24"/>
-                <w:szCs w:val="24"/>
-              </w:rPr>
-            </w:pPr>
-            <w:r>
-              <w:rPr>
-                <w:rFonts w:ascii="Times New Roman" w:eastAsia="Calibri" w:hAnsi="Times New Roman"/>
-                <w:color w:val="000000"/>
-                <w:sz w:val="24"/>
-                <w:szCs w:val="24"/>
-              </w:rPr>
-              <w:t>2</w:t>
-            </w:r>
-          </w:p>
-        </w:tc>
-        <w:tc>
-          <w:tcPr>
-            <w:tcW w:w="6804" w:type="dxa"/>
-            <w:vAlign w:val="center"/>
-          </w:tcPr>
-          <w:p>
-            <w:pPr>
-              <w:autoSpaceDE w:val="0"/>
-              <w:autoSpaceDN w:val="0"/>
-              <w:adjustRightInd w:val="0"/>
-              <w:spacing w:after="0" w:line="259" w:lineRule="auto"/>
-              <w:rPr>
-                <w:rFonts w:ascii="Times New Roman" w:eastAsia="Calibri" w:hAnsi="Times New Roman"/>
-                <w:i/>
-                <w:color w:val="000000"/>
-                <w:sz w:val="24"/>
-                <w:szCs w:val="24"/>
-              </w:rPr>
-            </w:pPr>
-            <w:r>
-              <w:rPr>
-                <w:rFonts w:ascii="Times New Roman" w:eastAsia="Calibri" w:hAnsi="Times New Roman"/>
-                <w:i/>
-                <w:color w:val="000000"/>
-                <w:sz w:val="24"/>
-                <w:szCs w:val="24"/>
-              </w:rPr>
-              <w:t>Ведомость объемов работ №{{WORK_BASIS_NUMBER}} от {{WORK_BASIS_DATE}}</w:t>
-            </w:r>
-          </w:p>
-        </w:tc>
-        <w:tc>
-          <w:tcPr>
-            <w:tcW w:w="1984" w:type="dxa"/>
-            <w:vAlign w:val="center"/>
-          </w:tcPr>
-          <w:p>
-            <w:pPr>
-              <w:spacing w:after="0" w:line="259" w:lineRule="auto"/>
-              <w:ind w:left="-108"/>
-              <w:jc w:val="center"/>
-              <w:rPr>
-                <w:rFonts w:ascii="Times New Roman" w:eastAsia="Calibri" w:hAnsi="Times New Roman"/>
-                <w:i/>
-                <w:color w:val="000000"/>
-                <w:sz w:val="24"/>
-                <w:szCs w:val="24"/>
-              </w:rPr>
-            </w:pPr>
-            <w:r>
-              <w:rPr>
-                <w:rFonts w:ascii="Times New Roman" w:eastAsia="Calibri" w:hAnsi="Times New Roman"/>
-                <w:i/>
-                <w:color w:val="000000"/>
-                <w:sz w:val="24"/>
-                <w:szCs w:val="24"/>
-              </w:rPr>
-              <w:t>1-3</w:t>
-            </w:r>
-          </w:p>
-        </w:tc>
-      </w:tr>
-    </w:tbl>
-    <w:p>
-      <w:pPr>
-        <w:spacing w:after="0" w:line="240" w:lineRule="auto"/>
-        <w:rPr>
           <w:rFonts w:ascii="Times New Roman" w:eastAsia="Times New Roman" w:hAnsi="Times New Roman"/>
           <w:i/>
           <w:iCs/>
@@ -9752,6 +9548,15 @@
           <w:szCs w:val="24"/>
         </w:rPr>
       </w:pPr>
+      <w:r>
+        <w:rPr>
+          <w:rFonts w:ascii="Times New Roman" w:eastAsia="Calibri" w:hAnsi="Times New Roman"/>
+          <w:color w:val="000000"/>
+          <w:sz w:val="24"/>
+          <w:szCs w:val="24"/>
+        </w:rPr>
+        <w:t xml:space="preserve">                                              </w:t>
+      </w:r>
     </w:p>
     <w:p>
       <w:pPr>
@@ -9768,55 +9573,6 @@
     <w:p>
       <w:pPr>
         <w:spacing w:after="0" w:line="240" w:lineRule="auto"/>
-        <w:rPr>
-          <w:rFonts w:ascii="Times New Roman" w:eastAsia="Times New Roman" w:hAnsi="Times New Roman"/>
-          <w:sz w:val="24"/>
-          <w:szCs w:val="24"/>
-          <w:highlight w:val="yellow"/>
-          <w:lang w:eastAsia="ru-RU"/>
-        </w:rPr>
-      </w:pPr>
-    </w:p>
-    <w:p>
-      <w:pPr>
-        <w:spacing w:after="0" w:line="240" w:lineRule="auto"/>
-        <w:rPr>
-          <w:rFonts w:ascii="Times New Roman" w:eastAsia="Times New Roman" w:hAnsi="Times New Roman"/>
-          <w:sz w:val="24"/>
-          <w:szCs w:val="24"/>
-          <w:highlight w:val="yellow"/>
-          <w:lang w:eastAsia="ru-RU"/>
-        </w:rPr>
-      </w:pPr>
-    </w:p>
-    <w:p>
-      <w:pPr>
-        <w:spacing w:after="0" w:line="240" w:lineRule="auto"/>
-        <w:jc w:val="center"/>
-        <w:rPr>
-          <w:rFonts w:ascii="Times New Roman" w:eastAsia="Times New Roman" w:hAnsi="Times New Roman"/>
-          <w:sz w:val="22"/>
-          <w:szCs w:val="22"/>
-          <w:lang w:eastAsia="ru-RU"/>
-        </w:rPr>
-      </w:pPr>
-    </w:p>
-    <w:p>
-      <w:pPr>
-        <w:spacing w:after="0" w:line="240" w:lineRule="auto"/>
-        <w:jc w:val="center"/>
-        <w:rPr>
-          <w:rFonts w:ascii="Times New Roman" w:eastAsia="Times New Roman" w:hAnsi="Times New Roman"/>
-          <w:sz w:val="22"/>
-          <w:szCs w:val="22"/>
-          <w:lang w:eastAsia="ru-RU"/>
-        </w:rPr>
-      </w:pPr>
-    </w:p>
-    <w:p>
-      <w:pPr>
-        <w:spacing w:after="0" w:line="240" w:lineRule="auto"/>
-        <w:jc w:val="center"/>
         <w:rPr>
           <w:rFonts w:ascii="Times New Roman" w:eastAsia="Times New Roman" w:hAnsi="Times New Roman"/>
           <w:sz w:val="22"/>
@@ -10732,17 +10488,6 @@
       <w:pPr>
         <w:spacing w:before="100" w:beforeAutospacing="1" w:after="100" w:afterAutospacing="1" w:line="0" w:lineRule="atLeast"/>
         <w:contextualSpacing/>
-        <w:jc w:val="right"/>
-        <w:rPr>
-          <w:rFonts w:ascii="Times New Roman" w:eastAsia="Times New Roman" w:hAnsi="Times New Roman"/>
-        </w:rPr>
-      </w:pPr>
-    </w:p>
-    <w:p>
-      <w:pPr>
-        <w:spacing w:before="100" w:beforeAutospacing="1" w:after="100" w:afterAutospacing="1" w:line="0" w:lineRule="atLeast"/>
-        <w:contextualSpacing/>
-        <w:jc w:val="right"/>
         <w:rPr>
           <w:rFonts w:ascii="Times New Roman" w:eastAsia="Times New Roman" w:hAnsi="Times New Roman"/>
         </w:rPr>
@@ -10835,47 +10580,6 @@
         <w:szCs w:val="20"/>
       </w:rPr>
     </w:pPr>
-    <w:r>
-      <w:rPr>
-        <w:rFonts w:ascii="Times New Roman" w:hAnsi="Times New Roman"/>
-        <w:sz w:val="20"/>
-        <w:szCs w:val="20"/>
-      </w:rPr>
-      <w:fldChar w:fldCharType="begin"/>
-    </w:r>
-    <w:r>
-      <w:rPr>
-        <w:rFonts w:ascii="Times New Roman" w:hAnsi="Times New Roman"/>
-        <w:sz w:val="20"/>
-        <w:szCs w:val="20"/>
-      </w:rPr>
-      <w:instrText>PAGE   \* MERGEFORMAT</w:instrText>
-    </w:r>
-    <w:r>
-      <w:rPr>
-        <w:rFonts w:ascii="Times New Roman" w:hAnsi="Times New Roman"/>
-        <w:sz w:val="20"/>
-        <w:szCs w:val="20"/>
-      </w:rPr>
-      <w:fldChar w:fldCharType="separate"/>
-    </w:r>
-    <w:r>
-      <w:rPr>
-        <w:rFonts w:ascii="Times New Roman" w:hAnsi="Times New Roman"/>
-        <w:noProof/>
-        <w:sz w:val="20"/>
-        <w:szCs w:val="20"/>
-      </w:rPr>
-      <w:t>14</w:t>
-    </w:r>
-    <w:r>
-      <w:rPr>
-        <w:rFonts w:ascii="Times New Roman" w:hAnsi="Times New Roman"/>
-        <w:sz w:val="20"/>
-        <w:szCs w:val="20"/>
-      </w:rPr>
-      <w:fldChar w:fldCharType="end"/>
-    </w:r>
   </w:p>
 </w:ftr>
 </file>

--- a/document_templates/Договор на СМР_шаблон.docx
+++ b/document_templates/Договор на СМР_шаблон.docx
@@ -9584,12 +9584,13 @@
     <w:tbl>
       <w:tblPr>
         <w:tblpPr w:leftFromText="180" w:rightFromText="180" w:vertAnchor="text" w:horzAnchor="margin" w:tblpY="76"/>
-        <w:tblW w:w="9923" w:type="dxa"/>
+        <w:tblW w:w="16613" w:type="dxa"/>
+        <w:tblLayout w:type="fixed"/>
         <w:tblLook w:val="0000" w:firstRow="0" w:lastRow="0" w:firstColumn="0" w:lastColumn="0" w:noHBand="0" w:noVBand="0"/>
       </w:tblPr>
       <w:tblGrid>
-        <w:gridCol w:w="8050"/>
-        <w:gridCol w:w="8563"/>
+        <w:gridCol w:w="8222"/>
+        <w:gridCol w:w="8391"/>
       </w:tblGrid>
       <w:tr>
         <w:trPr>
@@ -9597,7 +9598,7 @@
         </w:trPr>
         <w:tc>
           <w:tcPr>
-            <w:tcW w:w="5013" w:type="dxa"/>
+            <w:tcW w:w="8222" w:type="dxa"/>
           </w:tcPr>
           <w:p>
             <w:pPr>
@@ -9626,10 +9627,11 @@
             <w:pPr>
               <w:spacing w:after="0" w:line="240" w:lineRule="auto"/>
               <w:rPr>
-                <w:rFonts w:ascii="Times New Roman" w:eastAsia="Calibri" w:hAnsi="Times New Roman" w:cstheme="minorBidi"/>
-                <w:sz w:val="26"/>
-                <w:szCs w:val="26"/>
-                <w:lang w:val="en-US" w:eastAsia="ru-RU"/>
+                <w:rFonts w:ascii="Times New Roman" w:eastAsia="Times New Roman" w:hAnsi="Times New Roman" w:cstheme="minorBidi"/>
+                <w:b/>
+                <w:sz w:val="24"/>
+                <w:szCs w:val="24"/>
+                <w:lang w:val="en-US"/>
               </w:rPr>
             </w:pPr>
             <w:r>
@@ -9642,6 +9644,17 @@
               </w:rPr>
               <w:t>{{CUSTOMER_NAME}}</w:t>
             </w:r>
+          </w:p>
+          <w:p>
+            <w:pPr>
+              <w:spacing w:after="0" w:line="240" w:lineRule="auto"/>
+              <w:rPr>
+                <w:rFonts w:ascii="Times New Roman" w:eastAsia="Calibri" w:hAnsi="Times New Roman" w:cstheme="minorBidi"/>
+                <w:sz w:val="26"/>
+                <w:szCs w:val="26"/>
+                <w:lang w:val="en-US" w:eastAsia="ru-RU"/>
+              </w:rPr>
+            </w:pPr>
           </w:p>
           <w:bookmarkEnd w:id="1"/>
           <w:p>
@@ -9727,14 +9740,13 @@
         </w:tc>
         <w:tc>
           <w:tcPr>
-            <w:tcW w:w="4910" w:type="dxa"/>
+            <w:tcW w:w="8391" w:type="dxa"/>
           </w:tcPr>
           <w:p>
             <w:pPr>
               <w:widowControl w:val="0"/>
               <w:suppressAutoHyphens/>
               <w:spacing w:after="0" w:line="240" w:lineRule="auto"/>
-              <w:jc w:val="center"/>
               <w:rPr>
                 <w:rFonts w:ascii="Times New Roman" w:hAnsi="Times New Roman"/>
                 <w:b/>
@@ -9749,15 +9761,6 @@
                 <w:sz w:val="20"/>
                 <w:szCs w:val="24"/>
                 <w:lang w:val="en-US" w:eastAsia="zh-CN"/>
-              </w:rPr>
-              <w:t xml:space="preserve">  </w:t>
-            </w:r>
-            <w:r>
-              <w:rPr>
-                <w:rFonts w:ascii="Times New Roman" w:hAnsi="Times New Roman"/>
-                <w:sz w:val="24"/>
-                <w:szCs w:val="24"/>
-                <w:lang w:val="en-US"/>
               </w:rPr>
               <w:t xml:space="preserve"> </w:t>
             </w:r>
@@ -9776,7 +9779,6 @@
               <w:widowControl w:val="0"/>
               <w:suppressAutoHyphens/>
               <w:spacing w:after="0" w:line="240" w:lineRule="auto"/>
-              <w:jc w:val="center"/>
               <w:rPr>
                 <w:rFonts w:ascii="Times New Roman" w:hAnsi="Times New Roman"/>
                 <w:b/>
@@ -9797,18 +9799,6 @@
           <w:p>
             <w:pPr>
               <w:spacing w:after="0" w:line="240" w:lineRule="auto"/>
-              <w:jc w:val="center"/>
-              <w:rPr>
-                <w:rFonts w:ascii="Times New Roman" w:hAnsi="Times New Roman"/>
-                <w:sz w:val="24"/>
-                <w:szCs w:val="24"/>
-              </w:rPr>
-            </w:pPr>
-          </w:p>
-          <w:p>
-            <w:pPr>
-              <w:spacing w:after="0" w:line="240" w:lineRule="auto"/>
-              <w:jc w:val="center"/>
               <w:rPr>
                 <w:rFonts w:ascii="Times New Roman" w:hAnsi="Times New Roman"/>
                 <w:sz w:val="24"/>
@@ -9834,7 +9824,7 @@
                 <w:rFonts w:ascii="Times New Roman" w:eastAsia="Times New Roman" w:hAnsi="Times New Roman"/>
                 <w:lang w:val="en-US"/>
               </w:rPr>
-              <w:t>___________________/{{CONTRACTOR_SIGNER_NAME_SHORT}}</w:t>
+              <w:t>_________________/{{CONTRACTOR_SIGNER_NAME_SHORT}}</w:t>
             </w:r>
           </w:p>
           <w:p>

--- a/document_templates/Договор на СМР_шаблон.docx
+++ b/document_templates/Договор на СМР_шаблон.docx
@@ -9589,8 +9589,8 @@
         <w:tblLook w:val="0000" w:firstRow="0" w:lastRow="0" w:firstColumn="0" w:lastColumn="0" w:noHBand="0" w:noVBand="0"/>
       </w:tblPr>
       <w:tblGrid>
-        <w:gridCol w:w="8222"/>
-        <w:gridCol w:w="8391"/>
+        <w:gridCol w:w="5529"/>
+        <w:gridCol w:w="11084"/>
       </w:tblGrid>
       <w:tr>
         <w:trPr>
@@ -9598,7 +9598,7 @@
         </w:trPr>
         <w:tc>
           <w:tcPr>
-            <w:tcW w:w="8222" w:type="dxa"/>
+            <w:tcW w:w="5529" w:type="dxa"/>
           </w:tcPr>
           <w:p>
             <w:pPr>
@@ -9740,7 +9740,7 @@
         </w:tc>
         <w:tc>
           <w:tcPr>
-            <w:tcW w:w="8391" w:type="dxa"/>
+            <w:tcW w:w="11084" w:type="dxa"/>
           </w:tcPr>
           <w:p>
             <w:pPr>

--- a/document_templates/Договор на СМР_шаблон.docx
+++ b/document_templates/Договор на СМР_шаблон.docx
@@ -9570,27 +9570,16 @@
         </w:rPr>
       </w:pPr>
     </w:p>
-    <w:p>
-      <w:pPr>
-        <w:spacing w:after="0" w:line="240" w:lineRule="auto"/>
-        <w:rPr>
-          <w:rFonts w:ascii="Times New Roman" w:eastAsia="Times New Roman" w:hAnsi="Times New Roman"/>
-          <w:sz w:val="22"/>
-          <w:szCs w:val="22"/>
-          <w:lang w:eastAsia="ru-RU"/>
-        </w:rPr>
-      </w:pPr>
-    </w:p>
     <w:tbl>
       <w:tblPr>
-        <w:tblpPr w:leftFromText="180" w:rightFromText="180" w:vertAnchor="text" w:horzAnchor="margin" w:tblpY="76"/>
-        <w:tblW w:w="16613" w:type="dxa"/>
+        <w:tblpPr w:leftFromText="180" w:rightFromText="180" w:vertAnchor="text" w:horzAnchor="margin" w:tblpXSpec="center" w:tblpY="206"/>
+        <w:tblW w:w="9356" w:type="dxa"/>
         <w:tblLayout w:type="fixed"/>
         <w:tblLook w:val="0000" w:firstRow="0" w:lastRow="0" w:firstColumn="0" w:lastColumn="0" w:noHBand="0" w:noVBand="0"/>
       </w:tblPr>
       <w:tblGrid>
-        <w:gridCol w:w="5529"/>
-        <w:gridCol w:w="11084"/>
+        <w:gridCol w:w="5103"/>
+        <w:gridCol w:w="4253"/>
       </w:tblGrid>
       <w:tr>
         <w:trPr>
@@ -9598,7 +9587,7 @@
         </w:trPr>
         <w:tc>
           <w:tcPr>
-            <w:tcW w:w="5529" w:type="dxa"/>
+            <w:tcW w:w="5103" w:type="dxa"/>
           </w:tcPr>
           <w:p>
             <w:pPr>
@@ -9606,8 +9595,8 @@
               <w:rPr>
                 <w:rFonts w:ascii="Times New Roman" w:eastAsia="Times New Roman" w:hAnsi="Times New Roman" w:cstheme="minorBidi"/>
                 <w:b/>
-                <w:sz w:val="24"/>
-                <w:szCs w:val="24"/>
+                <w:sz w:val="22"/>
+                <w:szCs w:val="22"/>
                 <w:lang w:val="en-US"/>
               </w:rPr>
             </w:pPr>
@@ -9616,8 +9605,8 @@
               <w:rPr>
                 <w:rFonts w:ascii="Times New Roman" w:eastAsia="Times New Roman" w:hAnsi="Times New Roman" w:cstheme="minorBidi"/>
                 <w:b/>
-                <w:sz w:val="24"/>
-                <w:szCs w:val="24"/>
+                <w:sz w:val="22"/>
+                <w:szCs w:val="22"/>
                 <w:lang w:val="en-US"/>
               </w:rPr>
               <w:t>{{CUSTOMER_SIGNER_POSITION}}</w:t>
@@ -9629,8 +9618,8 @@
               <w:rPr>
                 <w:rFonts w:ascii="Times New Roman" w:eastAsia="Times New Roman" w:hAnsi="Times New Roman" w:cstheme="minorBidi"/>
                 <w:b/>
-                <w:sz w:val="24"/>
-                <w:szCs w:val="24"/>
+                <w:sz w:val="22"/>
+                <w:szCs w:val="22"/>
                 <w:lang w:val="en-US"/>
               </w:rPr>
             </w:pPr>
@@ -9638,8 +9627,8 @@
               <w:rPr>
                 <w:rFonts w:ascii="Times New Roman" w:eastAsia="Times New Roman" w:hAnsi="Times New Roman" w:cstheme="minorBidi"/>
                 <w:b/>
-                <w:sz w:val="24"/>
-                <w:szCs w:val="24"/>
+                <w:sz w:val="22"/>
+                <w:szCs w:val="22"/>
                 <w:lang w:val="en-US"/>
               </w:rPr>
               <w:t>{{CUSTOMER_NAME}}</w:t>
@@ -9650,8 +9639,8 @@
               <w:spacing w:after="0" w:line="240" w:lineRule="auto"/>
               <w:rPr>
                 <w:rFonts w:ascii="Times New Roman" w:eastAsia="Calibri" w:hAnsi="Times New Roman" w:cstheme="minorBidi"/>
-                <w:sz w:val="26"/>
-                <w:szCs w:val="26"/>
+                <w:sz w:val="22"/>
+                <w:szCs w:val="22"/>
                 <w:lang w:val="en-US" w:eastAsia="ru-RU"/>
               </w:rPr>
             </w:pPr>
@@ -9662,14 +9651,16 @@
               <w:spacing w:after="0" w:line="240" w:lineRule="auto"/>
               <w:rPr>
                 <w:rFonts w:ascii="Times New Roman" w:eastAsia="Calibri" w:hAnsi="Times New Roman" w:cstheme="minorBidi"/>
-                <w:sz w:val="24"/>
-                <w:szCs w:val="24"/>
+                <w:sz w:val="22"/>
+                <w:szCs w:val="22"/>
                 <w:lang w:val="en-US" w:eastAsia="ru-RU"/>
               </w:rPr>
             </w:pPr>
             <w:r>
               <w:rPr>
                 <w:rFonts w:ascii="Times New Roman" w:eastAsia="Times New Roman" w:hAnsi="Times New Roman"/>
+                <w:sz w:val="22"/>
+                <w:szCs w:val="22"/>
                 <w:lang w:val="en-US"/>
               </w:rPr>
               <w:t>__________________/{{CUSTOMER_SIGNER_NAME_SHORT}}</w:t>
@@ -9680,16 +9671,16 @@
               <w:spacing w:after="0" w:line="240" w:lineRule="auto"/>
               <w:rPr>
                 <w:rFonts w:ascii="Times New Roman" w:eastAsia="Calibri" w:hAnsi="Times New Roman" w:cstheme="minorBidi"/>
-                <w:sz w:val="24"/>
-                <w:szCs w:val="24"/>
+                <w:sz w:val="22"/>
+                <w:szCs w:val="22"/>
                 <w:lang w:val="en-US" w:eastAsia="ru-RU"/>
               </w:rPr>
             </w:pPr>
             <w:r>
               <w:rPr>
                 <w:rFonts w:ascii="Times New Roman" w:eastAsia="Calibri" w:hAnsi="Times New Roman" w:cstheme="minorBidi"/>
-                <w:sz w:val="24"/>
-                <w:szCs w:val="24"/>
+                <w:sz w:val="22"/>
+                <w:szCs w:val="22"/>
                 <w:lang w:eastAsia="ru-RU"/>
               </w:rPr>
               <w:t>М</w:t>
@@ -9697,8 +9688,8 @@
             <w:r>
               <w:rPr>
                 <w:rFonts w:ascii="Times New Roman" w:eastAsia="Calibri" w:hAnsi="Times New Roman" w:cstheme="minorBidi"/>
-                <w:sz w:val="24"/>
-                <w:szCs w:val="24"/>
+                <w:sz w:val="22"/>
+                <w:szCs w:val="22"/>
                 <w:lang w:val="en-US" w:eastAsia="ru-RU"/>
               </w:rPr>
               <w:t>.</w:t>
@@ -9706,8 +9697,8 @@
             <w:r>
               <w:rPr>
                 <w:rFonts w:ascii="Times New Roman" w:eastAsia="Calibri" w:hAnsi="Times New Roman" w:cstheme="minorBidi"/>
-                <w:sz w:val="24"/>
-                <w:szCs w:val="24"/>
+                <w:sz w:val="22"/>
+                <w:szCs w:val="22"/>
                 <w:lang w:eastAsia="ru-RU"/>
               </w:rPr>
               <w:t>П</w:t>
@@ -9715,8 +9706,8 @@
             <w:r>
               <w:rPr>
                 <w:rFonts w:ascii="Times New Roman" w:eastAsia="Calibri" w:hAnsi="Times New Roman" w:cstheme="minorBidi"/>
-                <w:sz w:val="24"/>
-                <w:szCs w:val="24"/>
+                <w:sz w:val="22"/>
+                <w:szCs w:val="22"/>
                 <w:lang w:val="en-US" w:eastAsia="ru-RU"/>
               </w:rPr>
               <w:t>.</w:t>
@@ -9731,8 +9722,8 @@
               <w:rPr>
                 <w:rFonts w:ascii="Times New Roman" w:eastAsia="Times New Roman" w:hAnsi="Times New Roman" w:cstheme="minorBidi"/>
                 <w:b/>
-                <w:sz w:val="24"/>
-                <w:szCs w:val="24"/>
+                <w:sz w:val="22"/>
+                <w:szCs w:val="22"/>
                 <w:lang w:val="en-US"/>
               </w:rPr>
             </w:pPr>
@@ -9740,7 +9731,7 @@
         </w:tc>
         <w:tc>
           <w:tcPr>
-            <w:tcW w:w="11084" w:type="dxa"/>
+            <w:tcW w:w="4253" w:type="dxa"/>
           </w:tcPr>
           <w:p>
             <w:pPr>
@@ -9750,16 +9741,16 @@
               <w:rPr>
                 <w:rFonts w:ascii="Times New Roman" w:hAnsi="Times New Roman"/>
                 <w:b/>
-                <w:sz w:val="24"/>
-                <w:szCs w:val="24"/>
+                <w:sz w:val="22"/>
+                <w:szCs w:val="22"/>
               </w:rPr>
             </w:pPr>
             <w:r>
               <w:rPr>
                 <w:rFonts w:ascii="Times New Roman" w:eastAsia="Times New Roman" w:hAnsi="Times New Roman"/>
                 <w:color w:val="00000A"/>
-                <w:sz w:val="20"/>
-                <w:szCs w:val="24"/>
+                <w:sz w:val="22"/>
+                <w:szCs w:val="22"/>
                 <w:lang w:val="en-US" w:eastAsia="zh-CN"/>
               </w:rPr>
               <w:t xml:space="preserve"> </w:t>
@@ -9768,8 +9759,8 @@
               <w:rPr>
                 <w:rFonts w:ascii="Times New Roman" w:hAnsi="Times New Roman"/>
                 <w:b/>
-                <w:sz w:val="24"/>
-                <w:szCs w:val="24"/>
+                <w:sz w:val="22"/>
+                <w:szCs w:val="22"/>
               </w:rPr>
               <w:t>Заместитель генерального директора</w:t>
             </w:r>
@@ -9782,16 +9773,16 @@
               <w:rPr>
                 <w:rFonts w:ascii="Times New Roman" w:hAnsi="Times New Roman"/>
                 <w:b/>
-                <w:sz w:val="24"/>
-                <w:szCs w:val="24"/>
+                <w:sz w:val="22"/>
+                <w:szCs w:val="22"/>
               </w:rPr>
             </w:pPr>
             <w:r>
               <w:rPr>
                 <w:rFonts w:ascii="Times New Roman" w:hAnsi="Times New Roman"/>
                 <w:b/>
-                <w:sz w:val="24"/>
-                <w:szCs w:val="24"/>
+                <w:sz w:val="22"/>
+                <w:szCs w:val="22"/>
               </w:rPr>
               <w:t>{{CONTRACTOR_NAME}}</w:t>
             </w:r>
@@ -9801,8 +9792,8 @@
               <w:spacing w:after="0" w:line="240" w:lineRule="auto"/>
               <w:rPr>
                 <w:rFonts w:ascii="Times New Roman" w:hAnsi="Times New Roman"/>
-                <w:sz w:val="24"/>
-                <w:szCs w:val="24"/>
+                <w:sz w:val="22"/>
+                <w:szCs w:val="22"/>
               </w:rPr>
             </w:pPr>
           </w:p>
@@ -9814,14 +9805,16 @@
                 <w:rFonts w:ascii="Times New Roman" w:hAnsi="Times New Roman"/>
                 <w:b/>
                 <w:bCs/>
-                <w:sz w:val="24"/>
-                <w:szCs w:val="24"/>
+                <w:sz w:val="22"/>
+                <w:szCs w:val="22"/>
                 <w:lang w:val="en-US"/>
               </w:rPr>
             </w:pPr>
             <w:r>
               <w:rPr>
                 <w:rFonts w:ascii="Times New Roman" w:eastAsia="Times New Roman" w:hAnsi="Times New Roman"/>
+                <w:sz w:val="22"/>
+                <w:szCs w:val="22"/>
                 <w:lang w:val="en-US"/>
               </w:rPr>
               <w:t>_________________/{{CONTRACTOR_SIGNER_NAME_SHORT}}</w:t>
@@ -9835,16 +9828,16 @@
               <w:rPr>
                 <w:rFonts w:ascii="Times New Roman" w:eastAsia="Times New Roman" w:hAnsi="Times New Roman" w:cstheme="minorBidi"/>
                 <w:b/>
-                <w:sz w:val="20"/>
-                <w:szCs w:val="20"/>
+                <w:sz w:val="22"/>
+                <w:szCs w:val="22"/>
                 <w:lang w:val="en-US"/>
               </w:rPr>
             </w:pPr>
             <w:r>
               <w:rPr>
                 <w:rFonts w:ascii="Times New Roman" w:hAnsi="Times New Roman"/>
-                <w:sz w:val="20"/>
-                <w:szCs w:val="20"/>
+                <w:sz w:val="22"/>
+                <w:szCs w:val="22"/>
                 <w:lang w:val="en-US"/>
               </w:rPr>
               <w:t xml:space="preserve">        </w:t>
@@ -9852,16 +9845,16 @@
             <w:r>
               <w:rPr>
                 <w:rFonts w:ascii="Times New Roman" w:hAnsi="Times New Roman"/>
-                <w:sz w:val="20"/>
-                <w:szCs w:val="20"/>
+                <w:sz w:val="22"/>
+                <w:szCs w:val="22"/>
               </w:rPr>
               <w:t>М</w:t>
             </w:r>
             <w:r>
               <w:rPr>
                 <w:rFonts w:ascii="Times New Roman" w:hAnsi="Times New Roman"/>
-                <w:sz w:val="20"/>
-                <w:szCs w:val="20"/>
+                <w:sz w:val="22"/>
+                <w:szCs w:val="22"/>
                 <w:lang w:val="en-US"/>
               </w:rPr>
               <w:t>.</w:t>
@@ -9869,16 +9862,16 @@
             <w:r>
               <w:rPr>
                 <w:rFonts w:ascii="Times New Roman" w:hAnsi="Times New Roman"/>
-                <w:sz w:val="20"/>
-                <w:szCs w:val="20"/>
+                <w:sz w:val="22"/>
+                <w:szCs w:val="22"/>
               </w:rPr>
               <w:t>П</w:t>
             </w:r>
             <w:r>
               <w:rPr>
                 <w:rFonts w:ascii="Times New Roman" w:hAnsi="Times New Roman"/>
-                <w:sz w:val="20"/>
-                <w:szCs w:val="20"/>
+                <w:sz w:val="22"/>
+                <w:szCs w:val="22"/>
                 <w:lang w:val="en-US"/>
               </w:rPr>
               <w:t>.</w:t>
@@ -9887,6 +9880,17 @@
         </w:tc>
       </w:tr>
     </w:tbl>
+    <w:p>
+      <w:pPr>
+        <w:spacing w:after="0" w:line="240" w:lineRule="auto"/>
+        <w:rPr>
+          <w:rFonts w:ascii="Times New Roman" w:eastAsia="Times New Roman" w:hAnsi="Times New Roman"/>
+          <w:sz w:val="22"/>
+          <w:szCs w:val="22"/>
+          <w:lang w:eastAsia="ru-RU"/>
+        </w:rPr>
+      </w:pPr>
+    </w:p>
     <w:p>
       <w:pPr>
         <w:spacing w:after="0" w:line="240" w:lineRule="auto"/>

--- a/document_templates/Договор на СМР_шаблон.docx
+++ b/document_templates/Договор на СМР_шаблон.docx
@@ -109,23 +109,7 @@
           <w:lang w:val="en-US"/>
         </w:rPr>
         <w:tab/>
-        <w:t xml:space="preserve">                      </w:t>
-      </w:r>
-      <w:proofErr w:type="gramStart"/>
-      <w:r>
-        <w:rPr>
-          <w:rFonts w:ascii="Times New Roman" w:eastAsia="Times New Roman" w:hAnsi="Times New Roman"/>
-          <w:lang w:val="en-US"/>
-        </w:rPr>
-        <w:t xml:space="preserve">   «</w:t>
-      </w:r>
-      <w:proofErr w:type="gramEnd"/>
-      <w:r>
-        <w:rPr>
-          <w:rFonts w:ascii="Times New Roman" w:eastAsia="Times New Roman" w:hAnsi="Times New Roman"/>
-          <w:lang w:val="en-US"/>
-        </w:rPr>
-        <w:t xml:space="preserve">{{CONTRACT_DAY}}» {{CONTRACT_MONTH}} {{CONTRACT_YEAR}} </w:t>
+        <w:t xml:space="preserve">                         «{{CONTRACT_DAY}}» {{CONTRACT_MONTH}} {{CONTRACT_YEAR}} </w:t>
       </w:r>
       <w:r>
         <w:rPr>
@@ -7443,7 +7427,6 @@
                 <w:szCs w:val="24"/>
               </w:rPr>
             </w:pPr>
-            <w:proofErr w:type="gramStart"/>
             <w:r>
               <w:rPr>
                 <w:rFonts w:ascii="Times New Roman" w:eastAsia="Calibri" w:hAnsi="Times New Roman"/>
@@ -7462,7 +7445,6 @@
               <w:t>чество</w:t>
             </w:r>
             <w:proofErr w:type="spellEnd"/>
-            <w:proofErr w:type="gramEnd"/>
           </w:p>
         </w:tc>
       </w:tr>
@@ -8744,31 +8726,7 @@
                 <w:szCs w:val="24"/>
                 <w:lang w:eastAsia="zh-CN"/>
               </w:rPr>
-              <w:t xml:space="preserve">- на выполненные работы </w:t>
-            </w:r>
-            <w:proofErr w:type="gramStart"/>
-            <w:r>
-              <w:rPr>
-                <w:rFonts w:ascii="Times New Roman" w:eastAsia="Calibri" w:hAnsi="Times New Roman"/>
-                <w:i/>
-                <w:kern w:val="2"/>
-                <w:sz w:val="24"/>
-                <w:szCs w:val="24"/>
-                <w:lang w:eastAsia="zh-CN"/>
-              </w:rPr>
-              <w:t>-  не</w:t>
-            </w:r>
-            <w:proofErr w:type="gramEnd"/>
-            <w:r>
-              <w:rPr>
-                <w:rFonts w:ascii="Times New Roman" w:eastAsia="Calibri" w:hAnsi="Times New Roman"/>
-                <w:i/>
-                <w:kern w:val="2"/>
-                <w:sz w:val="24"/>
-                <w:szCs w:val="24"/>
-                <w:lang w:eastAsia="zh-CN"/>
-              </w:rPr>
-              <w:t xml:space="preserve"> менее 24 месяцев </w:t>
+              <w:t xml:space="preserve">- на выполненные работы -  не менее 24 месяцев </w:t>
             </w:r>
           </w:p>
           <w:p>
@@ -9887,7 +9845,7 @@
           <w:rFonts w:ascii="Times New Roman" w:eastAsia="Times New Roman" w:hAnsi="Times New Roman"/>
           <w:sz w:val="22"/>
           <w:szCs w:val="22"/>
-          <w:lang w:eastAsia="ru-RU"/>
+          <w:lang w:val="en-US" w:eastAsia="ru-RU"/>
         </w:rPr>
       </w:pPr>
     </w:p>
@@ -9952,86 +9910,125 @@
         <w:rPr>
           <w:rFonts w:ascii="Times New Roman" w:eastAsia="Times New Roman" w:hAnsi="Times New Roman"/>
           <w:bCs/>
-          <w:sz w:val="22"/>
-          <w:szCs w:val="22"/>
           <w:lang w:val="en-US" w:eastAsia="ru-RU"/>
         </w:rPr>
       </w:pPr>
-    </w:p>
-    <w:p>
-      <w:pPr>
-        <w:spacing w:before="100" w:beforeAutospacing="1" w:after="100" w:afterAutospacing="1" w:line="0" w:lineRule="atLeast"/>
-        <w:contextualSpacing/>
-        <w:jc w:val="right"/>
-        <w:rPr>
-          <w:rFonts w:ascii="Times New Roman" w:eastAsia="Times New Roman" w:hAnsi="Times New Roman"/>
-          <w:sz w:val="22"/>
-          <w:szCs w:val="22"/>
+      <w:proofErr w:type="spellStart"/>
+      <w:r>
+        <w:rPr>
+          <w:rFonts w:ascii="Times New Roman" w:eastAsia="Times New Roman" w:hAnsi="Times New Roman" w:hint="eastAsia"/>
+          <w:bCs/>
           <w:lang w:val="en-US" w:eastAsia="ru-RU"/>
         </w:rPr>
-      </w:pPr>
-      <w:r>
-        <w:rPr>
-          <w:rFonts w:ascii="Times New Roman" w:eastAsia="Times New Roman" w:hAnsi="Times New Roman"/>
-        </w:rPr>
+        <w:lastRenderedPageBreak/>
         <w:t>Приложение</w:t>
       </w:r>
-      <w:r>
-        <w:rPr>
-          <w:rFonts w:ascii="Times New Roman" w:eastAsia="Times New Roman" w:hAnsi="Times New Roman"/>
-          <w:lang w:val="en-US"/>
-        </w:rPr>
-        <w:t xml:space="preserve"> №2 </w:t>
-      </w:r>
-      <w:r>
-        <w:rPr>
-          <w:rFonts w:ascii="Times New Roman" w:eastAsia="Times New Roman" w:hAnsi="Times New Roman"/>
+      <w:proofErr w:type="spellEnd"/>
+      <w:r>
+        <w:rPr>
+          <w:rFonts w:ascii="Times New Roman" w:eastAsia="Times New Roman" w:hAnsi="Times New Roman"/>
+          <w:bCs/>
+          <w:lang w:val="en-US" w:eastAsia="ru-RU"/>
+        </w:rPr>
+        <w:t xml:space="preserve"> </w:t>
+      </w:r>
+      <w:r>
+        <w:rPr>
+          <w:rFonts w:ascii="Times New Roman" w:eastAsia="Times New Roman" w:hAnsi="Times New Roman" w:hint="eastAsia"/>
+          <w:bCs/>
+          <w:lang w:val="en-US" w:eastAsia="ru-RU"/>
+        </w:rPr>
+        <w:t>№</w:t>
+      </w:r>
+      <w:r>
+        <w:rPr>
+          <w:rFonts w:ascii="Times New Roman" w:eastAsia="Times New Roman" w:hAnsi="Times New Roman"/>
+          <w:bCs/>
+          <w:lang w:val="en-US" w:eastAsia="ru-RU"/>
+        </w:rPr>
+        <w:t xml:space="preserve">2 </w:t>
+      </w:r>
+      <w:r>
+        <w:rPr>
+          <w:rFonts w:ascii="Times New Roman" w:eastAsia="Times New Roman" w:hAnsi="Times New Roman" w:hint="eastAsia"/>
+          <w:bCs/>
+          <w:lang w:val="en-US" w:eastAsia="ru-RU"/>
         </w:rPr>
         <w:t>к</w:t>
       </w:r>
       <w:r>
         <w:rPr>
           <w:rFonts w:ascii="Times New Roman" w:eastAsia="Times New Roman" w:hAnsi="Times New Roman"/>
-          <w:lang w:val="en-US"/>
+          <w:bCs/>
+          <w:lang w:val="en-US" w:eastAsia="ru-RU"/>
         </w:rPr>
         <w:t xml:space="preserve"> </w:t>
       </w:r>
-      <w:r>
-        <w:rPr>
-          <w:rFonts w:ascii="Times New Roman" w:eastAsia="Times New Roman" w:hAnsi="Times New Roman"/>
+      <w:proofErr w:type="spellStart"/>
+      <w:r>
+        <w:rPr>
+          <w:rFonts w:ascii="Times New Roman" w:eastAsia="Times New Roman" w:hAnsi="Times New Roman" w:hint="eastAsia"/>
+          <w:bCs/>
+          <w:lang w:val="en-US" w:eastAsia="ru-RU"/>
         </w:rPr>
         <w:t>договору</w:t>
       </w:r>
-      <w:r>
-        <w:rPr>
-          <w:rFonts w:ascii="Times New Roman" w:eastAsia="Times New Roman" w:hAnsi="Times New Roman"/>
-          <w:lang w:val="en-US"/>
-        </w:rPr>
-        <w:t xml:space="preserve"> № {{CONTRACT_NUMBER}} </w:t>
-      </w:r>
-      <w:r>
-        <w:rPr>
-          <w:rFonts w:ascii="Times New Roman" w:eastAsia="Times New Roman" w:hAnsi="Times New Roman"/>
+      <w:proofErr w:type="spellEnd"/>
+      <w:r>
+        <w:rPr>
+          <w:rFonts w:ascii="Times New Roman" w:eastAsia="Times New Roman" w:hAnsi="Times New Roman"/>
+          <w:bCs/>
+          <w:lang w:val="en-US" w:eastAsia="ru-RU"/>
+        </w:rPr>
+        <w:t xml:space="preserve"> </w:t>
+      </w:r>
+      <w:r>
+        <w:rPr>
+          <w:rFonts w:ascii="Times New Roman" w:eastAsia="Times New Roman" w:hAnsi="Times New Roman" w:hint="eastAsia"/>
+          <w:bCs/>
+          <w:lang w:val="en-US" w:eastAsia="ru-RU"/>
+        </w:rPr>
+        <w:t>№</w:t>
+      </w:r>
+      <w:r>
+        <w:rPr>
+          <w:rFonts w:ascii="Times New Roman" w:eastAsia="Times New Roman" w:hAnsi="Times New Roman"/>
+          <w:bCs/>
+          <w:lang w:val="en-US" w:eastAsia="ru-RU"/>
+        </w:rPr>
+        <w:t xml:space="preserve"> {{CONTRACT_NUMBER}} </w:t>
+      </w:r>
+      <w:proofErr w:type="spellStart"/>
+      <w:r>
+        <w:rPr>
+          <w:rFonts w:ascii="Times New Roman" w:eastAsia="Times New Roman" w:hAnsi="Times New Roman" w:hint="eastAsia"/>
+          <w:bCs/>
+          <w:lang w:val="en-US" w:eastAsia="ru-RU"/>
         </w:rPr>
         <w:t>от</w:t>
       </w:r>
-      <w:r>
-        <w:rPr>
-          <w:rFonts w:ascii="Times New Roman" w:eastAsia="Times New Roman" w:hAnsi="Times New Roman"/>
-          <w:lang w:val="en-US"/>
+      <w:proofErr w:type="spellEnd"/>
+      <w:r>
+        <w:rPr>
+          <w:rFonts w:ascii="Times New Roman" w:eastAsia="Times New Roman" w:hAnsi="Times New Roman"/>
+          <w:bCs/>
+          <w:lang w:val="en-US" w:eastAsia="ru-RU"/>
         </w:rPr>
         <w:t xml:space="preserve"> «{{CONTRACT_DAY}}» {{CONTRACT_MONTH}} {{CONTRACT_YEAR}} </w:t>
       </w:r>
       <w:r>
         <w:rPr>
-          <w:rFonts w:ascii="Times New Roman" w:eastAsia="Times New Roman" w:hAnsi="Times New Roman"/>
+          <w:rFonts w:ascii="Times New Roman" w:eastAsia="Times New Roman" w:hAnsi="Times New Roman" w:hint="eastAsia"/>
+          <w:bCs/>
+          <w:lang w:val="en-US" w:eastAsia="ru-RU"/>
         </w:rPr>
         <w:t>г</w:t>
       </w:r>
       <w:r>
         <w:rPr>
           <w:rFonts w:ascii="Times New Roman" w:eastAsia="Times New Roman" w:hAnsi="Times New Roman"/>
-          <w:lang w:val="en-US"/>
+          <w:bCs/>
+          <w:lang w:val="en-US" w:eastAsia="ru-RU"/>
         </w:rPr>
         <w:t>.</w:t>
       </w:r>

--- a/document_templates/Договор на СМР_шаблон.docx
+++ b/document_templates/Договор на СМР_шаблон.docx
@@ -4422,143 +4422,47 @@
           <w:rFonts w:ascii="Times New Roman" w:eastAsia="Times New Roman" w:hAnsi="Times New Roman"/>
           <w:lang w:val="en-US"/>
         </w:rPr>
-        <w:t xml:space="preserve"> № {{</w:t>
-      </w:r>
-      <w:r>
-        <w:rPr>
-          <w:rFonts w:ascii="Times New Roman" w:eastAsia="Times New Roman" w:hAnsi="Times New Roman"/>
-          <w:lang w:val="en-US"/>
-        </w:rPr>
-        <w:t>CONTRACT</w:t>
-      </w:r>
-      <w:r>
-        <w:rPr>
-          <w:rFonts w:ascii="Times New Roman" w:eastAsia="Times New Roman" w:hAnsi="Times New Roman"/>
-          <w:lang w:val="en-US"/>
-        </w:rPr>
-        <w:t>_</w:t>
-      </w:r>
-      <w:r>
-        <w:rPr>
-          <w:rFonts w:ascii="Times New Roman" w:eastAsia="Times New Roman" w:hAnsi="Times New Roman"/>
-          <w:lang w:val="en-US"/>
-        </w:rPr>
-        <w:t>NUMBER</w:t>
-      </w:r>
-      <w:r>
-        <w:rPr>
-          <w:rFonts w:ascii="Times New Roman" w:eastAsia="Times New Roman" w:hAnsi="Times New Roman"/>
-          <w:lang w:val="en-US"/>
-        </w:rPr>
-        <w:t xml:space="preserve">}} </w:t>
-      </w:r>
-      <w:r>
-        <w:rPr>
-          <w:rFonts w:ascii="Times New Roman" w:eastAsia="Times New Roman" w:hAnsi="Times New Roman"/>
+        <w:t xml:space="preserve"> № </w:t>
+      </w:r>
+      <w:r>
+        <w:rPr>
+          <w:rFonts w:ascii="Times New Roman" w:eastAsia="Times New Roman" w:hAnsi="Times New Roman"/>
+          <w:bCs/>
+          <w:lang w:val="en-US" w:eastAsia="ru-RU"/>
+        </w:rPr>
+        <w:t xml:space="preserve">{{CONTRACT_NUMBER}} </w:t>
+      </w:r>
+      <w:proofErr w:type="spellStart"/>
+      <w:r>
+        <w:rPr>
+          <w:rFonts w:ascii="Times New Roman" w:eastAsia="Times New Roman" w:hAnsi="Times New Roman" w:hint="eastAsia"/>
+          <w:bCs/>
+          <w:lang w:val="en-US" w:eastAsia="ru-RU"/>
         </w:rPr>
         <w:t>от</w:t>
       </w:r>
-      <w:r>
-        <w:rPr>
-          <w:rFonts w:ascii="Times New Roman" w:eastAsia="Times New Roman" w:hAnsi="Times New Roman"/>
-          <w:lang w:val="en-US"/>
-        </w:rPr>
-        <w:t xml:space="preserve"> «{{</w:t>
-      </w:r>
-      <w:r>
-        <w:rPr>
-          <w:rFonts w:ascii="Times New Roman" w:eastAsia="Times New Roman" w:hAnsi="Times New Roman"/>
-          <w:lang w:val="en-US"/>
-        </w:rPr>
-        <w:t>CONTRACT</w:t>
-      </w:r>
-      <w:r>
-        <w:rPr>
-          <w:rFonts w:ascii="Times New Roman" w:eastAsia="Times New Roman" w:hAnsi="Times New Roman"/>
-          <w:lang w:val="en-US"/>
-        </w:rPr>
-        <w:t>_</w:t>
-      </w:r>
-      <w:r>
-        <w:rPr>
-          <w:rFonts w:ascii="Times New Roman" w:eastAsia="Times New Roman" w:hAnsi="Times New Roman"/>
-          <w:lang w:val="en-US"/>
-        </w:rPr>
-        <w:t>DAY</w:t>
-      </w:r>
-      <w:r>
-        <w:rPr>
-          <w:rFonts w:ascii="Times New Roman" w:eastAsia="Times New Roman" w:hAnsi="Times New Roman"/>
-          <w:lang w:val="en-US"/>
-        </w:rPr>
-        <w:t>}}» {{</w:t>
-      </w:r>
-      <w:r>
-        <w:rPr>
-          <w:rFonts w:ascii="Times New Roman" w:eastAsia="Times New Roman" w:hAnsi="Times New Roman"/>
-          <w:lang w:val="en-US"/>
-        </w:rPr>
-        <w:t>CONTRACT</w:t>
-      </w:r>
-      <w:r>
-        <w:rPr>
-          <w:rFonts w:ascii="Times New Roman" w:eastAsia="Times New Roman" w:hAnsi="Times New Roman"/>
-          <w:lang w:val="en-US"/>
-        </w:rPr>
-        <w:t>_</w:t>
-      </w:r>
-      <w:r>
-        <w:rPr>
-          <w:rFonts w:ascii="Times New Roman" w:eastAsia="Times New Roman" w:hAnsi="Times New Roman"/>
-          <w:lang w:val="en-US"/>
-        </w:rPr>
-        <w:t>MONTH</w:t>
-      </w:r>
-      <w:r>
-        <w:rPr>
-          <w:rFonts w:ascii="Times New Roman" w:eastAsia="Times New Roman" w:hAnsi="Times New Roman"/>
-          <w:lang w:val="en-US"/>
-        </w:rPr>
-        <w:t>}} {{</w:t>
-      </w:r>
-      <w:r>
-        <w:rPr>
-          <w:rFonts w:ascii="Times New Roman" w:eastAsia="Times New Roman" w:hAnsi="Times New Roman"/>
-          <w:lang w:val="en-US"/>
-        </w:rPr>
-        <w:t>CONTRACT</w:t>
-      </w:r>
-      <w:r>
-        <w:rPr>
-          <w:rFonts w:ascii="Times New Roman" w:eastAsia="Times New Roman" w:hAnsi="Times New Roman"/>
-          <w:lang w:val="en-US"/>
-        </w:rPr>
-        <w:t>_</w:t>
-      </w:r>
-      <w:r>
-        <w:rPr>
-          <w:rFonts w:ascii="Times New Roman" w:eastAsia="Times New Roman" w:hAnsi="Times New Roman"/>
-          <w:lang w:val="en-US"/>
-        </w:rPr>
-        <w:t>YEAR</w:t>
-      </w:r>
-      <w:r>
-        <w:rPr>
-          <w:rFonts w:ascii="Times New Roman" w:eastAsia="Times New Roman" w:hAnsi="Times New Roman"/>
-          <w:lang w:val="en-US"/>
-        </w:rPr>
-        <w:t xml:space="preserve">}} </w:t>
-      </w:r>
-      <w:r>
-        <w:rPr>
-          <w:rFonts w:ascii="Times New Roman" w:eastAsia="Times New Roman" w:hAnsi="Times New Roman"/>
+      <w:proofErr w:type="spellEnd"/>
+      <w:r>
+        <w:rPr>
+          <w:rFonts w:ascii="Times New Roman" w:eastAsia="Times New Roman" w:hAnsi="Times New Roman"/>
+          <w:bCs/>
+          <w:lang w:val="en-US" w:eastAsia="ru-RU"/>
+        </w:rPr>
+        <w:t xml:space="preserve"> «{{CONTRACT_DAY}}» {{CONTRACT_MONTH}} {{CONTRACT_YEAR}} </w:t>
+      </w:r>
+      <w:r>
+        <w:rPr>
+          <w:rFonts w:ascii="Times New Roman" w:eastAsia="Times New Roman" w:hAnsi="Times New Roman" w:hint="eastAsia"/>
+          <w:bCs/>
+          <w:lang w:val="en-US" w:eastAsia="ru-RU"/>
         </w:rPr>
         <w:t>г</w:t>
       </w:r>
       <w:r>
         <w:rPr>
           <w:rFonts w:ascii="Times New Roman" w:eastAsia="Times New Roman" w:hAnsi="Times New Roman"/>
-          <w:lang w:val="en-US"/>
+          <w:bCs/>
+          <w:lang w:val="en-US" w:eastAsia="ru-RU"/>
         </w:rPr>
         <w:t>.</w:t>
       </w:r>

--- a/document_templates/Договор на СМР_шаблон.docx
+++ b/document_templates/Договор на СМР_шаблон.docx
@@ -4374,78 +4374,119 @@
     </w:p>
     <w:p>
       <w:pPr>
-        <w:spacing w:before="100" w:beforeAutospacing="1" w:after="100" w:afterAutospacing="1" w:line="0" w:lineRule="atLeast"/>
-        <w:contextualSpacing/>
+        <w:spacing w:after="0" w:line="240" w:lineRule="auto"/>
         <w:jc w:val="right"/>
         <w:rPr>
           <w:rFonts w:ascii="Times New Roman" w:eastAsia="Times New Roman" w:hAnsi="Times New Roman"/>
-          <w:bCs/>
-          <w:sz w:val="22"/>
-          <w:szCs w:val="22"/>
+          <w:color w:val="000000"/>
+          <w:szCs w:val="24"/>
           <w:lang w:val="en-US" w:eastAsia="ru-RU"/>
         </w:rPr>
       </w:pPr>
       <w:r>
         <w:rPr>
-          <w:rFonts w:ascii="Times New Roman" w:eastAsia="Times New Roman" w:hAnsi="Times New Roman"/>
+          <w:rFonts w:ascii="Times New Roman" w:eastAsia="Times New Roman" w:hAnsi="Times New Roman" w:hint="eastAsia"/>
+          <w:color w:val="000000"/>
+          <w:szCs w:val="24"/>
+          <w:lang w:val="en-US" w:eastAsia="ru-RU"/>
         </w:rPr>
         <w:t>Приложение</w:t>
       </w:r>
       <w:r>
         <w:rPr>
           <w:rFonts w:ascii="Times New Roman" w:eastAsia="Times New Roman" w:hAnsi="Times New Roman"/>
-          <w:lang w:val="en-US"/>
-        </w:rPr>
-        <w:t xml:space="preserve"> №1 </w:t>
-      </w:r>
-      <w:r>
-        <w:rPr>
-          <w:rFonts w:ascii="Times New Roman" w:eastAsia="Times New Roman" w:hAnsi="Times New Roman"/>
+          <w:color w:val="000000"/>
+          <w:szCs w:val="24"/>
+          <w:lang w:val="en-US" w:eastAsia="ru-RU"/>
+        </w:rPr>
+        <w:t xml:space="preserve"> </w:t>
+      </w:r>
+      <w:r>
+        <w:rPr>
+          <w:rFonts w:ascii="Times New Roman" w:eastAsia="Times New Roman" w:hAnsi="Times New Roman" w:hint="eastAsia"/>
+          <w:color w:val="000000"/>
+          <w:szCs w:val="24"/>
+          <w:lang w:val="en-US" w:eastAsia="ru-RU"/>
+        </w:rPr>
+        <w:t>№</w:t>
+      </w:r>
+      <w:r>
+        <w:rPr>
+          <w:rFonts w:ascii="Times New Roman" w:eastAsia="Times New Roman" w:hAnsi="Times New Roman"/>
+          <w:color w:val="000000"/>
+          <w:szCs w:val="24"/>
+          <w:lang w:val="en-US" w:eastAsia="ru-RU"/>
+        </w:rPr>
+        <w:t xml:space="preserve">1 </w:t>
+      </w:r>
+      <w:r>
+        <w:rPr>
+          <w:rFonts w:ascii="Times New Roman" w:eastAsia="Times New Roman" w:hAnsi="Times New Roman" w:hint="eastAsia"/>
+          <w:color w:val="000000"/>
+          <w:szCs w:val="24"/>
+          <w:lang w:val="en-US" w:eastAsia="ru-RU"/>
         </w:rPr>
         <w:t>к</w:t>
       </w:r>
       <w:r>
         <w:rPr>
           <w:rFonts w:ascii="Times New Roman" w:eastAsia="Times New Roman" w:hAnsi="Times New Roman"/>
-          <w:lang w:val="en-US"/>
+          <w:color w:val="000000"/>
+          <w:szCs w:val="24"/>
+          <w:lang w:val="en-US" w:eastAsia="ru-RU"/>
         </w:rPr>
         <w:t xml:space="preserve"> </w:t>
       </w:r>
       <w:r>
         <w:rPr>
-          <w:rFonts w:ascii="Times New Roman" w:eastAsia="Times New Roman" w:hAnsi="Times New Roman"/>
+          <w:rFonts w:ascii="Times New Roman" w:eastAsia="Times New Roman" w:hAnsi="Times New Roman" w:hint="eastAsia"/>
+          <w:color w:val="000000"/>
+          <w:szCs w:val="24"/>
+          <w:lang w:val="en-US" w:eastAsia="ru-RU"/>
         </w:rPr>
         <w:t>договору</w:t>
       </w:r>
       <w:r>
         <w:rPr>
           <w:rFonts w:ascii="Times New Roman" w:eastAsia="Times New Roman" w:hAnsi="Times New Roman"/>
-          <w:lang w:val="en-US"/>
-        </w:rPr>
-        <w:t xml:space="preserve"> № </w:t>
-      </w:r>
-      <w:r>
-        <w:rPr>
-          <w:rFonts w:ascii="Times New Roman" w:eastAsia="Times New Roman" w:hAnsi="Times New Roman"/>
-          <w:bCs/>
+          <w:color w:val="000000"/>
+          <w:szCs w:val="24"/>
           <w:lang w:val="en-US" w:eastAsia="ru-RU"/>
         </w:rPr>
-        <w:t xml:space="preserve">{{CONTRACT_NUMBER}} </w:t>
-      </w:r>
-      <w:proofErr w:type="spellStart"/>
+        <w:t xml:space="preserve"> </w:t>
+      </w:r>
       <w:r>
         <w:rPr>
           <w:rFonts w:ascii="Times New Roman" w:eastAsia="Times New Roman" w:hAnsi="Times New Roman" w:hint="eastAsia"/>
-          <w:bCs/>
+          <w:color w:val="000000"/>
+          <w:szCs w:val="24"/>
           <w:lang w:val="en-US" w:eastAsia="ru-RU"/>
         </w:rPr>
+        <w:t>№</w:t>
+      </w:r>
+      <w:r>
+        <w:rPr>
+          <w:rFonts w:ascii="Times New Roman" w:eastAsia="Times New Roman" w:hAnsi="Times New Roman"/>
+          <w:color w:val="000000"/>
+          <w:szCs w:val="24"/>
+          <w:lang w:val="en-US" w:eastAsia="ru-RU"/>
+        </w:rPr>
+        <w:t xml:space="preserve"> {{CONTRACT_NUMBER}} </w:t>
+      </w:r>
+      <w:r>
+        <w:rPr>
+          <w:rFonts w:ascii="Times New Roman" w:eastAsia="Times New Roman" w:hAnsi="Times New Roman" w:hint="eastAsia"/>
+          <w:color w:val="000000"/>
+          <w:szCs w:val="24"/>
+          <w:lang w:val="en-US" w:eastAsia="ru-RU"/>
+        </w:rPr>
         <w:t>от</w:t>
       </w:r>
-      <w:proofErr w:type="spellEnd"/>
-      <w:r>
-        <w:rPr>
-          <w:rFonts w:ascii="Times New Roman" w:eastAsia="Times New Roman" w:hAnsi="Times New Roman"/>
-          <w:bCs/>
+      <w:r>
+        <w:rPr>
+          <w:rFonts w:ascii="Times New Roman" w:eastAsia="Times New Roman" w:hAnsi="Times New Roman"/>
+          <w:color w:val="000000"/>
+          <w:szCs w:val="24"/>
           <w:lang w:val="en-US" w:eastAsia="ru-RU"/>
         </w:rPr>
         <w:t xml:space="preserve"> «{{CONTRACT_DAY}}» {{CONTRACT_MONTH}} {{CONTRACT_YEAR}} </w:t>
@@ -4453,7 +4494,8 @@
       <w:r>
         <w:rPr>
           <w:rFonts w:ascii="Times New Roman" w:eastAsia="Times New Roman" w:hAnsi="Times New Roman" w:hint="eastAsia"/>
-          <w:bCs/>
+          <w:color w:val="000000"/>
+          <w:szCs w:val="24"/>
           <w:lang w:val="en-US" w:eastAsia="ru-RU"/>
         </w:rPr>
         <w:t>г</w:t>
@@ -4461,24 +4503,12 @@
       <w:r>
         <w:rPr>
           <w:rFonts w:ascii="Times New Roman" w:eastAsia="Times New Roman" w:hAnsi="Times New Roman"/>
-          <w:bCs/>
+          <w:color w:val="000000"/>
+          <w:szCs w:val="24"/>
           <w:lang w:val="en-US" w:eastAsia="ru-RU"/>
         </w:rPr>
         <w:t>.</w:t>
       </w:r>
-    </w:p>
-    <w:p>
-      <w:pPr>
-        <w:spacing w:after="0" w:line="240" w:lineRule="auto"/>
-        <w:jc w:val="center"/>
-        <w:rPr>
-          <w:rFonts w:ascii="Times New Roman" w:eastAsia="Times New Roman" w:hAnsi="Times New Roman"/>
-          <w:color w:val="000000"/>
-          <w:sz w:val="32"/>
-          <w:szCs w:val="26"/>
-          <w:lang w:val="en-US" w:eastAsia="ru-RU"/>
-        </w:rPr>
-      </w:pPr>
     </w:p>
     <w:p>
       <w:pPr>
@@ -6005,51 +6035,13 @@
       </w:r>
       <w:r>
         <w:rPr>
-          <w:rFonts w:ascii="Calibri" w:eastAsia="Calibri" w:hAnsi="Calibri"/>
-          <w:sz w:val="24"/>
-          <w:szCs w:val="24"/>
-        </w:rPr>
-        <w:t xml:space="preserve"> </w:t>
-      </w:r>
-      <w:r>
-        <w:rPr>
           <w:rFonts w:ascii="Times New Roman" w:eastAsia="Times New Roman" w:hAnsi="Times New Roman"/>
           <w:i/>
           <w:iCs/>
           <w:sz w:val="24"/>
           <w:szCs w:val="24"/>
         </w:rPr>
-        <w:t>{{WORK_BASIS_TEXT}} №</w:t>
-      </w:r>
-      <w:r>
-        <w:rPr>
-          <w:rFonts w:ascii="Times New Roman" w:eastAsia="Calibri" w:hAnsi="Times New Roman"/>
-          <w:i/>
-          <w:color w:val="000000"/>
-          <w:sz w:val="24"/>
-          <w:szCs w:val="24"/>
-        </w:rPr>
-        <w:t>{{WORK_BASIS_NUMBER}}</w:t>
-      </w:r>
-      <w:r>
-        <w:rPr>
-          <w:rFonts w:ascii="Times New Roman" w:eastAsia="Calibri" w:hAnsi="Times New Roman"/>
-          <w:b/>
-          <w:color w:val="000000"/>
-          <w:sz w:val="24"/>
-          <w:szCs w:val="24"/>
-        </w:rPr>
-        <w:t xml:space="preserve"> </w:t>
-      </w:r>
-      <w:r>
-        <w:rPr>
-          <w:rFonts w:ascii="Times New Roman" w:eastAsia="Times New Roman" w:hAnsi="Times New Roman"/>
-          <w:i/>
-          <w:iCs/>
-          <w:sz w:val="24"/>
-          <w:szCs w:val="24"/>
-        </w:rPr>
-        <w:t>от {{WORK_BASIS_DATE}}. {{WORK_CONDITIONS}}</w:t>
+        <w:t>. {{WORK_CONDITIONS}}</w:t>
       </w:r>
     </w:p>
     <w:p>
@@ -7337,18 +7329,8 @@
                 <w:sz w:val="24"/>
                 <w:szCs w:val="24"/>
               </w:rPr>
-              <w:t>Коли-</w:t>
+              <w:t>Коли-чество</w:t>
             </w:r>
-            <w:proofErr w:type="spellStart"/>
-            <w:r>
-              <w:rPr>
-                <w:rFonts w:ascii="Times New Roman" w:eastAsia="Calibri" w:hAnsi="Times New Roman"/>
-                <w:sz w:val="24"/>
-                <w:szCs w:val="24"/>
-              </w:rPr>
-              <w:t>чество</w:t>
-            </w:r>
-            <w:proofErr w:type="spellEnd"/>
           </w:p>
         </w:tc>
       </w:tr>
@@ -7638,6 +7620,7 @@
           <w:sz w:val="24"/>
           <w:szCs w:val="24"/>
         </w:rPr>
+        <w:lastRenderedPageBreak/>
         <w:t>РАЗДЕЛ 4. ПЕРЕЧЕНЬ ПРОЕКТНОЙ И РАБОЧЕЙ ДОКУМЕНТАЦИИ</w:t>
       </w:r>
     </w:p>
@@ -7704,7 +7687,6 @@
                 <w:szCs w:val="24"/>
               </w:rPr>
             </w:pPr>
-            <w:proofErr w:type="spellStart"/>
             <w:r>
               <w:rPr>
                 <w:rFonts w:ascii="Times New Roman" w:eastAsia="Times New Roman" w:hAnsi="Times New Roman"/>
@@ -7716,7 +7698,6 @@
               </w:rPr>
               <w:t>Не</w:t>
             </w:r>
-            <w:proofErr w:type="spellEnd"/>
             <w:r>
               <w:rPr>
                 <w:rFonts w:ascii="Times New Roman" w:eastAsia="Times New Roman" w:hAnsi="Times New Roman"/>
@@ -7727,7 +7708,6 @@
               </w:rPr>
               <w:t xml:space="preserve"> </w:t>
             </w:r>
-            <w:proofErr w:type="spellStart"/>
             <w:r>
               <w:rPr>
                 <w:rFonts w:ascii="Times New Roman" w:eastAsia="Times New Roman" w:hAnsi="Times New Roman"/>
@@ -7739,7 +7719,6 @@
               </w:rPr>
               <w:t>требуется</w:t>
             </w:r>
-            <w:proofErr w:type="spellEnd"/>
             <w:r>
               <w:rPr>
                 <w:rFonts w:ascii="Times New Roman" w:eastAsia="Times New Roman" w:hAnsi="Times New Roman"/>
@@ -8473,7 +8452,6 @@
           <w:sz w:val="24"/>
           <w:szCs w:val="24"/>
         </w:rPr>
-        <w:lastRenderedPageBreak/>
         <w:t>РАЗДЕЛ 10. ТРЕБОВАНИЯ К СРОКУ И (ИЛИ) ОБЪЕМУ ПРЕДОСТАВЛЕНИЯ ГАРАНТИЙ</w:t>
       </w:r>
     </w:p>
@@ -8532,6 +8510,7 @@
                 <w:szCs w:val="24"/>
                 <w:lang w:eastAsia="zh-CN"/>
               </w:rPr>
+              <w:lastRenderedPageBreak/>
               <w:t xml:space="preserve">Гарантийные сроки на качество выполненных работ и материалов начинаются от даты подписания </w:t>
             </w:r>
             <w:r>
@@ -8665,6 +8644,7 @@
           <w:sz w:val="24"/>
           <w:szCs w:val="24"/>
         </w:rPr>
+        <w:lastRenderedPageBreak/>
         <w:t>РАЗДЕЛ 11. ТРЕБОВАНИЯ К БЕЗОПАСНОСТИ ВЫПОЛНЯЕМЫХ РАБОТ</w:t>
       </w:r>
     </w:p>
@@ -9817,7 +9797,6 @@
           <w:lang w:val="en-US" w:eastAsia="ru-RU"/>
         </w:rPr>
       </w:pPr>
-      <w:proofErr w:type="spellStart"/>
       <w:r>
         <w:rPr>
           <w:rFonts w:ascii="Times New Roman" w:eastAsia="Times New Roman" w:hAnsi="Times New Roman" w:hint="eastAsia"/>
@@ -9827,7 +9806,6 @@
         <w:lastRenderedPageBreak/>
         <w:t>Приложение</w:t>
       </w:r>
-      <w:proofErr w:type="spellEnd"/>
       <w:r>
         <w:rPr>
           <w:rFonts w:ascii="Times New Roman" w:eastAsia="Times New Roman" w:hAnsi="Times New Roman"/>
@@ -9868,7 +9846,6 @@
         </w:rPr>
         <w:t xml:space="preserve"> </w:t>
       </w:r>
-      <w:proofErr w:type="spellStart"/>
       <w:r>
         <w:rPr>
           <w:rFonts w:ascii="Times New Roman" w:eastAsia="Times New Roman" w:hAnsi="Times New Roman" w:hint="eastAsia"/>
@@ -9877,7 +9854,6 @@
         </w:rPr>
         <w:t>договору</w:t>
       </w:r>
-      <w:proofErr w:type="spellEnd"/>
       <w:r>
         <w:rPr>
           <w:rFonts w:ascii="Times New Roman" w:eastAsia="Times New Roman" w:hAnsi="Times New Roman"/>
@@ -9902,7 +9878,6 @@
         </w:rPr>
         <w:t xml:space="preserve"> {{CONTRACT_NUMBER}} </w:t>
       </w:r>
-      <w:proofErr w:type="spellStart"/>
       <w:r>
         <w:rPr>
           <w:rFonts w:ascii="Times New Roman" w:eastAsia="Times New Roman" w:hAnsi="Times New Roman" w:hint="eastAsia"/>
@@ -9911,7 +9886,6 @@
         </w:rPr>
         <w:t>от</w:t>
       </w:r>
-      <w:proofErr w:type="spellEnd"/>
       <w:r>
         <w:rPr>
           <w:rFonts w:ascii="Times New Roman" w:eastAsia="Times New Roman" w:hAnsi="Times New Roman"/>
